--- a/eng/docx/003.content.docx
+++ b/eng/docx/003.content.docx
@@ -19,7 +19,7 @@
         <w:rPr>
           <w:lang w:val="en_US" w:bidi="en_US"/>
         </w:rPr>
-        <w:t>Resource: Key Terms (SRV)</w:t>
+        <w:t>Resource: Key Terms (FIA)</w:t>
       </w:r>
       <w:r>
         <w:rPr>
@@ -90,7 +90,7 @@
         <w:rPr>
           <w:lang w:val="en_US" w:bidi="en_US"/>
         </w:rPr>
-        <w:t>Key Terms (SRV)</w:t>
+        <w:t>Key Terms (FIA)</w:t>
       </w:r>
     </w:p>
     <w:p>
@@ -144,26 +144,6 @@
       </w:r>
       <w:r>
         <w:rPr>
-          <w:i/>
-          <w:lang w:val="en_US" w:bidi="en_US"/>
-        </w:rPr>
-        <w:t>Caesar, Caesar, Caeserea Philippi, Caeserea Philippi, camel, camel, Canaan, Canaan, Capernaum, Capernaum, centurion, centurion, cherubim, cherubim, Christ, Christ, circumcision, circumcision, clean/unclean, clean/unclean, cloak, cloak, compassion, compassion, cornerstone, cornerstone, covenant, covenant, cross, cross, crucifixion, crucifixion, cubit, cubit, curse, curse</w:t>
-      </w:r>
-      <w:r>
-        <w:rPr>
-          <w:lang w:val="en_US" w:bidi="en_US"/>
-        </w:rPr>
-      </w:r>
-    </w:p>
-    <w:p>
-      <w:pPr/>
-      <w:r>
-        <w:rPr>
-          <w:lang w:val="en_US" w:bidi="en_US"/>
-        </w:rPr>
-      </w:r>
-      <w:r>
-        <w:rPr>
           <w:lang w:val="en_US" w:bidi="en_US"/>
         </w:rPr>
         <w:t xml:space="preserve"> </w:t>
@@ -352,6 +332,68 @@
           <w:lang w:val="en_US" w:bidi="en_US"/>
         </w:rPr>
       </w:r>
+    </w:p>
+    <w:p>
+      <w:pPr/>
+      <w:r>
+        <w:rPr>
+          <w:lang w:val="en_US" w:bidi="en_US"/>
+        </w:rPr>
+      </w:r>
+      <w:hyperlink r:id="rId13">
+        <w:r>
+          <w:rPr>
+            <w:lang w:val="en_US" w:bidi="en_US"/>
+          </w:rPr>
+          <w:rPr>
+            <w:color w:val="0000EE"/>
+            <w:u w:val="single"/>
+          </w:rPr>
+          <w:t>webm file</w:t>
+        </w:r>
+      </w:hyperlink>
+      <w:r>
+        <w:rPr>
+          <w:lang w:val="en_US" w:bidi="en_US"/>
+        </w:rPr>
+        <w:t xml:space="preserve"> (457354 KB)</w:t>
+      </w:r>
+      <w:r>
+        <w:rPr>
+          <w:lang w:val="en_US" w:bidi="en_US"/>
+        </w:rPr>
+      </w:r>
+    </w:p>
+    <w:p>
+      <w:pPr/>
+      <w:r>
+        <w:rPr>
+          <w:lang w:val="en_US" w:bidi="en_US"/>
+        </w:rPr>
+      </w:r>
+      <w:hyperlink r:id="rId14">
+        <w:r>
+          <w:rPr>
+            <w:lang w:val="en_US" w:bidi="en_US"/>
+          </w:rPr>
+          <w:rPr>
+            <w:color w:val="0000EE"/>
+            <w:u w:val="single"/>
+          </w:rPr>
+          <w:t>mp3 file</w:t>
+        </w:r>
+      </w:hyperlink>
+      <w:r>
+        <w:rPr>
+          <w:lang w:val="en_US" w:bidi="en_US"/>
+        </w:rPr>
+        <w:t xml:space="preserve"> (585956 KB)</w:t>
+      </w:r>
+      <w:r>
+        <w:rPr>
+          <w:lang w:val="en_US" w:bidi="en_US"/>
+        </w:rPr>
+      </w:r>
       <w:r>
         <w:rPr>
           <w:lang w:val="en_US" w:bidi="en_US"/>
@@ -424,7 +466,19 @@
         <w:rPr>
           <w:lang w:val="en_US" w:bidi="en_US"/>
         </w:rPr>
-        <w:t xml:space="preserve">. Inside this city was a temple that the people had built to worship </w:t>
+        <w:t xml:space="preserve">. Inside this city was a temple that the people had built to </w:t>
+      </w:r>
+      <w:r>
+        <w:rPr>
+          <w:lang w:val="en_US" w:bidi="en_US"/>
+        </w:rPr>
+        <w:t>worship</w:t>
+      </w:r>
+      <w:r>
+        <w:rPr>
+          <w:lang w:val="en_US" w:bidi="en_US"/>
+        </w:rPr>
+        <w:t xml:space="preserve"> </w:t>
       </w:r>
       <w:r>
         <w:rPr>
@@ -488,6 +542,68 @@
           <w:lang w:val="en_US" w:bidi="en_US"/>
         </w:rPr>
       </w:r>
+    </w:p>
+    <w:p>
+      <w:pPr/>
+      <w:r>
+        <w:rPr>
+          <w:lang w:val="en_US" w:bidi="en_US"/>
+        </w:rPr>
+      </w:r>
+      <w:hyperlink r:id="rId15">
+        <w:r>
+          <w:rPr>
+            <w:lang w:val="en_US" w:bidi="en_US"/>
+          </w:rPr>
+          <w:rPr>
+            <w:color w:val="0000EE"/>
+            <w:u w:val="single"/>
+          </w:rPr>
+          <w:t>webm file</w:t>
+        </w:r>
+      </w:hyperlink>
+      <w:r>
+        <w:rPr>
+          <w:lang w:val="en_US" w:bidi="en_US"/>
+        </w:rPr>
+        <w:t xml:space="preserve"> (186339 KB)</w:t>
+      </w:r>
+      <w:r>
+        <w:rPr>
+          <w:lang w:val="en_US" w:bidi="en_US"/>
+        </w:rPr>
+      </w:r>
+    </w:p>
+    <w:p>
+      <w:pPr/>
+      <w:r>
+        <w:rPr>
+          <w:lang w:val="en_US" w:bidi="en_US"/>
+        </w:rPr>
+      </w:r>
+      <w:hyperlink r:id="rId16">
+        <w:r>
+          <w:rPr>
+            <w:lang w:val="en_US" w:bidi="en_US"/>
+          </w:rPr>
+          <w:rPr>
+            <w:color w:val="0000EE"/>
+            <w:u w:val="single"/>
+          </w:rPr>
+          <w:t>mp3 file</w:t>
+        </w:r>
+      </w:hyperlink>
+      <w:r>
+        <w:rPr>
+          <w:lang w:val="en_US" w:bidi="en_US"/>
+        </w:rPr>
+        <w:t xml:space="preserve"> (241388 KB)</w:t>
+      </w:r>
+      <w:r>
+        <w:rPr>
+          <w:lang w:val="en_US" w:bidi="en_US"/>
+        </w:rPr>
+      </w:r>
       <w:r>
         <w:rPr>
           <w:lang w:val="en_US" w:bidi="en_US"/>
@@ -606,993 +722,1338 @@
       </w:r>
       <w:r>
         <w:rPr>
+          <w:lang w:val="en_US" w:bidi="en_US"/>
+        </w:rPr>
+        <w:t xml:space="preserve">You can look in the video dictionary for a picture of a </w:t>
+      </w:r>
+      <w:r>
+        <w:rPr>
+          <w:lang w:val="en_US" w:bidi="en_US"/>
+        </w:rPr>
+        <w:t>camel</w:t>
+      </w:r>
+      <w:r>
+        <w:rPr>
+          <w:lang w:val="en_US" w:bidi="en_US"/>
+        </w:rPr>
+        <w:t>.</w:t>
+      </w:r>
+      <w:r>
+        <w:rPr>
+          <w:lang w:val="en_US" w:bidi="en_US"/>
+        </w:rPr>
+      </w:r>
+      <w:r>
+        <w:rPr>
+          <w:lang w:val="en_US" w:bidi="en_US"/>
+        </w:rPr>
+      </w:r>
+    </w:p>
+    <w:p>
+      <w:pPr/>
+      <w:r>
+        <w:rPr>
+          <w:lang w:val="en_US" w:bidi="en_US"/>
+        </w:rPr>
+      </w:r>
+    </w:p>
+    <w:p>
+      <w:pPr>
+        <w:pStyle w:val="Heading2"/>
+      </w:pPr>
+      <w:r>
+        <w:rPr>
+          <w:lang w:val="en_US" w:bidi="en_US"/>
+        </w:rPr>
+        <w:t>camel</w:t>
+      </w:r>
+      <w:r>
+        <w:rPr>
+          <w:lang w:val="en_US" w:bidi="en_US"/>
+        </w:rPr>
+      </w:r>
+    </w:p>
+    <w:p>
+      <w:pPr>
+        <w:pStyle w:val="Heading4"/>
+      </w:pPr>
+      <w:r>
+        <w:rPr>
+          <w:lang w:val="en_US" w:bidi="en_US"/>
+        </w:rPr>
+        <w:t>Audio Content</w:t>
+      </w:r>
+      <w:r>
+        <w:rPr>
+          <w:lang w:val="en_US" w:bidi="en_US"/>
+        </w:rPr>
+      </w:r>
+    </w:p>
+    <w:p>
+      <w:pPr/>
+      <w:r>
+        <w:rPr>
+          <w:lang w:val="en_US" w:bidi="en_US"/>
+        </w:rPr>
+      </w:r>
+      <w:hyperlink r:id="rId17">
+        <w:r>
+          <w:rPr>
+            <w:lang w:val="en_US" w:bidi="en_US"/>
+          </w:rPr>
+          <w:rPr>
+            <w:color w:val="0000EE"/>
+            <w:u w:val="single"/>
+          </w:rPr>
+          <w:t>webm file</w:t>
+        </w:r>
+      </w:hyperlink>
+      <w:r>
+        <w:rPr>
+          <w:lang w:val="en_US" w:bidi="en_US"/>
+        </w:rPr>
+        <w:t xml:space="preserve"> (519568 KB)</w:t>
+      </w:r>
+      <w:r>
+        <w:rPr>
+          <w:lang w:val="en_US" w:bidi="en_US"/>
+        </w:rPr>
+      </w:r>
+    </w:p>
+    <w:p>
+      <w:pPr/>
+      <w:r>
+        <w:rPr>
+          <w:lang w:val="en_US" w:bidi="en_US"/>
+        </w:rPr>
+      </w:r>
+      <w:hyperlink r:id="rId18">
+        <w:r>
+          <w:rPr>
+            <w:lang w:val="en_US" w:bidi="en_US"/>
+          </w:rPr>
+          <w:rPr>
+            <w:color w:val="0000EE"/>
+            <w:u w:val="single"/>
+          </w:rPr>
+          <w:t>mp3 file</w:t>
+        </w:r>
+      </w:hyperlink>
+      <w:r>
+        <w:rPr>
+          <w:lang w:val="en_US" w:bidi="en_US"/>
+        </w:rPr>
+        <w:t xml:space="preserve"> (666020 KB)</w:t>
+      </w:r>
+      <w:r>
+        <w:rPr>
+          <w:lang w:val="en_US" w:bidi="en_US"/>
+        </w:rPr>
+      </w:r>
+      <w:r>
+        <w:rPr>
+          <w:lang w:val="en_US" w:bidi="en_US"/>
+        </w:rPr>
+      </w:r>
+    </w:p>
+    <w:p>
+      <w:pPr/>
+      <w:r>
+        <w:rPr>
+          <w:lang w:val="en_US" w:bidi="en_US"/>
+        </w:rPr>
+      </w:r>
+    </w:p>
+    <w:p>
+      <w:pPr>
+        <w:pStyle w:val="Heading2"/>
+      </w:pPr>
+      <w:r>
+        <w:rPr>
+          <w:lang w:val="en_US" w:bidi="en_US"/>
+        </w:rPr>
+        <w:t>Canaan</w:t>
+      </w:r>
+      <w:r>
+        <w:rPr>
+          <w:lang w:val="en_US" w:bidi="en_US"/>
+        </w:rPr>
+      </w:r>
+    </w:p>
+    <w:p>
+      <w:pPr/>
+      <w:r>
+        <w:rPr>
+          <w:lang w:val="en_US" w:bidi="en_US"/>
+        </w:rPr>
+      </w:r>
+      <w:r>
+        <w:rPr>
+          <w:lang w:val="en_US" w:bidi="en_US"/>
+        </w:rPr>
+        <w:t xml:space="preserve">In the Old Testament, </w:t>
+      </w:r>
+      <w:r>
+        <w:rPr>
+          <w:b/>
+          <w:lang w:val="en_US" w:bidi="en_US"/>
+        </w:rPr>
+        <w:t>Canaan</w:t>
+      </w:r>
+      <w:r>
+        <w:rPr>
+          <w:lang w:val="en_US" w:bidi="en_US"/>
+        </w:rPr>
+        <w:t xml:space="preserve"> is an area that is roughly a strip of land between the </w:t>
+      </w:r>
+      <w:r>
+        <w:rPr>
+          <w:lang w:val="en_US" w:bidi="en_US"/>
+        </w:rPr>
+        <w:t>Jordan River</w:t>
+      </w:r>
+      <w:r>
+        <w:rPr>
+          <w:lang w:val="en_US" w:bidi="en_US"/>
+        </w:rPr>
+        <w:t xml:space="preserve"> in the east, and the Mediterranean Sea in the west. This is an area that today includes part of the countries of </w:t>
+      </w:r>
+      <w:r>
+        <w:rPr>
+          <w:lang w:val="en_US" w:bidi="en_US"/>
+        </w:rPr>
+        <w:t>Israel</w:t>
+      </w:r>
+      <w:r>
+        <w:rPr>
+          <w:lang w:val="en_US" w:bidi="en_US"/>
+        </w:rPr>
+        <w:t xml:space="preserve"> and Palestine, Lebanon, and Syria.</w:t>
+      </w:r>
+    </w:p>
+    <w:p>
+      <w:pPr/>
+      <w:r>
+        <w:rPr>
+          <w:lang w:val="en_US" w:bidi="en_US"/>
+        </w:rPr>
+      </w:r>
+      <w:r>
+        <w:rPr>
+          <w:lang w:val="en_US" w:bidi="en_US"/>
+        </w:rPr>
+        <w:t xml:space="preserve">God had called </w:t>
+      </w:r>
+      <w:r>
+        <w:rPr>
+          <w:lang w:val="en_US" w:bidi="en_US"/>
+        </w:rPr>
+        <w:t>Abraham</w:t>
+      </w:r>
+      <w:r>
+        <w:rPr>
+          <w:lang w:val="en_US" w:bidi="en_US"/>
+        </w:rPr>
+        <w:t xml:space="preserve"> and told him to go to the country that he would show him. This country was Canaan. God promised Abraham that the whole land of Canaan would belong to his descendants.</w:t>
+      </w:r>
+    </w:p>
+    <w:p>
+      <w:pPr/>
+      <w:r>
+        <w:rPr>
+          <w:lang w:val="en_US" w:bidi="en_US"/>
+        </w:rPr>
+      </w:r>
+      <w:r>
+        <w:rPr>
+          <w:lang w:val="en_US" w:bidi="en_US"/>
+        </w:rPr>
+        <w:t>Many other people groups lived in this area at that time: Hittites, Amorites, Canaanites, and a few others. Sometimes all of them together are called Canaanites, and sometimes all of them together are called Amorites.</w:t>
+      </w:r>
+    </w:p>
+    <w:p>
+      <w:pPr/>
+      <w:r>
+        <w:rPr>
+          <w:lang w:val="en_US" w:bidi="en_US"/>
+        </w:rPr>
+      </w:r>
+      <w:r>
+        <w:rPr>
+          <w:lang w:val="en_US" w:bidi="en_US"/>
+        </w:rPr>
+        <w:t xml:space="preserve">When Abraham's descendants, the </w:t>
+      </w:r>
+      <w:r>
+        <w:rPr>
+          <w:lang w:val="en_US" w:bidi="en_US"/>
+        </w:rPr>
+        <w:t>Israelites</w:t>
+      </w:r>
+      <w:r>
+        <w:rPr>
+          <w:lang w:val="en_US" w:bidi="en_US"/>
+        </w:rPr>
+        <w:t xml:space="preserve">, are freed from slavery in Egypt, God brings them back to Canaan. God gives them the task to drive out the Canaanites and to take over the land. God was going to give the land to the Israelites. God wanted to build a </w:t>
+      </w:r>
+      <w:r>
+        <w:rPr>
+          <w:lang w:val="en_US" w:bidi="en_US"/>
+        </w:rPr>
+        <w:t>nation</w:t>
+      </w:r>
+      <w:r>
+        <w:rPr>
+          <w:lang w:val="en_US" w:bidi="en_US"/>
+        </w:rPr>
+        <w:t xml:space="preserve"> out of the Israelites through whom he would </w:t>
+      </w:r>
+      <w:r>
+        <w:rPr>
+          <w:lang w:val="en_US" w:bidi="en_US"/>
+        </w:rPr>
+        <w:t>bless</w:t>
+      </w:r>
+      <w:r>
+        <w:rPr>
+          <w:lang w:val="en_US" w:bidi="en_US"/>
+        </w:rPr>
+        <w:t xml:space="preserve"> all the peoples of the earth. In order for the people to remain faithful to God, it was important that they would not be influenced by the Canaanite people. The Canaanite people </w:t>
+      </w:r>
+      <w:r>
+        <w:rPr>
+          <w:lang w:val="en_US" w:bidi="en_US"/>
+        </w:rPr>
+        <w:t>worshiped</w:t>
+      </w:r>
+      <w:r>
+        <w:rPr>
+          <w:lang w:val="en_US" w:bidi="en_US"/>
+        </w:rPr>
+        <w:t xml:space="preserve"> many gods and did many things that God had specifically forbidden in his </w:t>
+      </w:r>
+      <w:r>
+        <w:rPr>
+          <w:lang w:val="en_US" w:bidi="en_US"/>
+        </w:rPr>
+        <w:t>commandments</w:t>
+      </w:r>
+      <w:r>
+        <w:rPr>
+          <w:lang w:val="en_US" w:bidi="en_US"/>
+        </w:rPr>
+        <w:t xml:space="preserve">. But the Israelites failed to drive out the Canaanites, and often </w:t>
+      </w:r>
+      <w:r>
+        <w:rPr>
+          <w:lang w:val="en_US" w:bidi="en_US"/>
+        </w:rPr>
+        <w:t>sinned</w:t>
+      </w:r>
+      <w:r>
+        <w:rPr>
+          <w:lang w:val="en_US" w:bidi="en_US"/>
+        </w:rPr>
+        <w:t xml:space="preserve"> by following the customs and the gods of the Canaanites.</w:t>
+      </w:r>
+      <w:r>
+        <w:rPr>
+          <w:lang w:val="en_US" w:bidi="en_US"/>
+        </w:rPr>
+      </w:r>
+      <w:r>
+        <w:rPr>
+          <w:lang w:val="en_US" w:bidi="en_US"/>
+        </w:rPr>
+      </w:r>
+    </w:p>
+    <w:p>
+      <w:pPr/>
+      <w:r>
+        <w:rPr>
+          <w:lang w:val="en_US" w:bidi="en_US"/>
+        </w:rPr>
+      </w:r>
+    </w:p>
+    <w:p>
+      <w:pPr>
+        <w:pStyle w:val="Heading2"/>
+      </w:pPr>
+      <w:r>
+        <w:rPr>
+          <w:lang w:val="en_US" w:bidi="en_US"/>
+        </w:rPr>
+        <w:t>Canaan</w:t>
+      </w:r>
+      <w:r>
+        <w:rPr>
+          <w:lang w:val="en_US" w:bidi="en_US"/>
+        </w:rPr>
+      </w:r>
+    </w:p>
+    <w:p>
+      <w:pPr>
+        <w:pStyle w:val="Heading4"/>
+      </w:pPr>
+      <w:r>
+        <w:rPr>
+          <w:lang w:val="en_US" w:bidi="en_US"/>
+        </w:rPr>
+        <w:t>Audio Content</w:t>
+      </w:r>
+      <w:r>
+        <w:rPr>
+          <w:lang w:val="en_US" w:bidi="en_US"/>
+        </w:rPr>
+      </w:r>
+    </w:p>
+    <w:p>
+      <w:pPr/>
+      <w:r>
+        <w:rPr>
+          <w:lang w:val="en_US" w:bidi="en_US"/>
+        </w:rPr>
+      </w:r>
+      <w:hyperlink r:id="rId19">
+        <w:r>
+          <w:rPr>
+            <w:lang w:val="en_US" w:bidi="en_US"/>
+          </w:rPr>
+          <w:rPr>
+            <w:color w:val="0000EE"/>
+            <w:u w:val="single"/>
+          </w:rPr>
+          <w:t>webm file</w:t>
+        </w:r>
+      </w:hyperlink>
+      <w:r>
+        <w:rPr>
+          <w:lang w:val="en_US" w:bidi="en_US"/>
+        </w:rPr>
+        <w:t xml:space="preserve"> (850193 KB)</w:t>
+      </w:r>
+      <w:r>
+        <w:rPr>
+          <w:lang w:val="en_US" w:bidi="en_US"/>
+        </w:rPr>
+      </w:r>
+    </w:p>
+    <w:p>
+      <w:pPr/>
+      <w:r>
+        <w:rPr>
+          <w:lang w:val="en_US" w:bidi="en_US"/>
+        </w:rPr>
+      </w:r>
+      <w:hyperlink r:id="rId20">
+        <w:r>
+          <w:rPr>
+            <w:lang w:val="en_US" w:bidi="en_US"/>
+          </w:rPr>
+          <w:rPr>
+            <w:color w:val="0000EE"/>
+            <w:u w:val="single"/>
+          </w:rPr>
+          <w:t>mp3 file</w:t>
+        </w:r>
+      </w:hyperlink>
+      <w:r>
+        <w:rPr>
+          <w:lang w:val="en_US" w:bidi="en_US"/>
+        </w:rPr>
+        <w:t xml:space="preserve"> (1114028 KB)</w:t>
+      </w:r>
+      <w:r>
+        <w:rPr>
+          <w:lang w:val="en_US" w:bidi="en_US"/>
+        </w:rPr>
+      </w:r>
+      <w:r>
+        <w:rPr>
+          <w:lang w:val="en_US" w:bidi="en_US"/>
+        </w:rPr>
+      </w:r>
+    </w:p>
+    <w:p>
+      <w:pPr/>
+      <w:r>
+        <w:rPr>
+          <w:lang w:val="en_US" w:bidi="en_US"/>
+        </w:rPr>
+      </w:r>
+    </w:p>
+    <w:p>
+      <w:pPr>
+        <w:pStyle w:val="Heading2"/>
+      </w:pPr>
+      <w:r>
+        <w:rPr>
+          <w:lang w:val="en_US" w:bidi="en_US"/>
+        </w:rPr>
+        <w:t>Capernaum</w:t>
+      </w:r>
+      <w:r>
+        <w:rPr>
+          <w:lang w:val="en_US" w:bidi="en_US"/>
+        </w:rPr>
+      </w:r>
+    </w:p>
+    <w:p>
+      <w:pPr/>
+      <w:r>
+        <w:rPr>
+          <w:lang w:val="en_US" w:bidi="en_US"/>
+        </w:rPr>
+      </w:r>
+      <w:r>
+        <w:rPr>
+          <w:b/>
+          <w:lang w:val="en_US" w:bidi="en_US"/>
+        </w:rPr>
+        <w:t>Capernaum</w:t>
+      </w:r>
+      <w:r>
+        <w:rPr>
+          <w:lang w:val="en_US" w:bidi="en_US"/>
+        </w:rPr>
+        <w:t xml:space="preserve"> was a small town in the region called </w:t>
+      </w:r>
+      <w:r>
+        <w:rPr>
+          <w:lang w:val="en_US" w:bidi="en_US"/>
+        </w:rPr>
+        <w:t>Galilee</w:t>
+      </w:r>
+      <w:r>
+        <w:rPr>
+          <w:lang w:val="en_US" w:bidi="en_US"/>
+        </w:rPr>
+        <w:t xml:space="preserve">, near the </w:t>
+      </w:r>
+      <w:r>
+        <w:rPr>
+          <w:lang w:val="en_US" w:bidi="en_US"/>
+        </w:rPr>
+        <w:t>Sea of Galilee</w:t>
+      </w:r>
+      <w:r>
+        <w:rPr>
+          <w:lang w:val="en_US" w:bidi="en_US"/>
+        </w:rPr>
+        <w:t>. Many people in Capernaum made their living from fishing or from buying and selling goods. The town was near an important road. People travelled on this road to other places to buy and sell goods. Therefore, the town was important in the region, even though it was not very large.</w:t>
+      </w:r>
+    </w:p>
+    <w:p>
+      <w:pPr/>
+      <w:r>
+        <w:rPr>
+          <w:lang w:val="en_US" w:bidi="en_US"/>
+        </w:rPr>
+      </w:r>
+      <w:r>
+        <w:rPr>
+          <w:lang w:val="en_US" w:bidi="en_US"/>
+        </w:rPr>
+        <w:t xml:space="preserve">Several of Jesus's </w:t>
+      </w:r>
+      <w:r>
+        <w:rPr>
+          <w:lang w:val="en_US" w:bidi="en_US"/>
+        </w:rPr>
+        <w:t>disciples</w:t>
+      </w:r>
+      <w:r>
+        <w:rPr>
+          <w:lang w:val="en_US" w:bidi="en_US"/>
+        </w:rPr>
+        <w:t xml:space="preserve"> came from Capernaum. Jesus often stayed in Capernaum.</w:t>
+      </w:r>
+      <w:r>
+        <w:rPr>
+          <w:lang w:val="en_US" w:bidi="en_US"/>
+        </w:rPr>
+      </w:r>
+      <w:r>
+        <w:rPr>
+          <w:lang w:val="en_US" w:bidi="en_US"/>
+        </w:rPr>
+      </w:r>
+    </w:p>
+    <w:p>
+      <w:pPr/>
+      <w:r>
+        <w:rPr>
+          <w:lang w:val="en_US" w:bidi="en_US"/>
+        </w:rPr>
+      </w:r>
+    </w:p>
+    <w:p>
+      <w:pPr>
+        <w:pStyle w:val="Heading2"/>
+      </w:pPr>
+      <w:r>
+        <w:rPr>
+          <w:lang w:val="en_US" w:bidi="en_US"/>
+        </w:rPr>
+        <w:t>Capernaum</w:t>
+      </w:r>
+      <w:r>
+        <w:rPr>
+          <w:lang w:val="en_US" w:bidi="en_US"/>
+        </w:rPr>
+      </w:r>
+    </w:p>
+    <w:p>
+      <w:pPr>
+        <w:pStyle w:val="Heading4"/>
+      </w:pPr>
+      <w:r>
+        <w:rPr>
+          <w:lang w:val="en_US" w:bidi="en_US"/>
+        </w:rPr>
+        <w:t>Audio Content</w:t>
+      </w:r>
+      <w:r>
+        <w:rPr>
+          <w:lang w:val="en_US" w:bidi="en_US"/>
+        </w:rPr>
+      </w:r>
+    </w:p>
+    <w:p>
+      <w:pPr/>
+      <w:r>
+        <w:rPr>
+          <w:lang w:val="en_US" w:bidi="en_US"/>
+        </w:rPr>
+      </w:r>
+      <w:hyperlink r:id="rId21">
+        <w:r>
+          <w:rPr>
+            <w:lang w:val="en_US" w:bidi="en_US"/>
+          </w:rPr>
+          <w:rPr>
+            <w:color w:val="0000EE"/>
+            <w:u w:val="single"/>
+          </w:rPr>
+          <w:t>webm file</w:t>
+        </w:r>
+      </w:hyperlink>
+      <w:r>
+        <w:rPr>
+          <w:lang w:val="en_US" w:bidi="en_US"/>
+        </w:rPr>
+        <w:t xml:space="preserve"> (346995 KB)</w:t>
+      </w:r>
+      <w:r>
+        <w:rPr>
+          <w:lang w:val="en_US" w:bidi="en_US"/>
+        </w:rPr>
+      </w:r>
+    </w:p>
+    <w:p>
+      <w:pPr/>
+      <w:r>
+        <w:rPr>
+          <w:lang w:val="en_US" w:bidi="en_US"/>
+        </w:rPr>
+      </w:r>
+      <w:hyperlink r:id="rId22">
+        <w:r>
+          <w:rPr>
+            <w:lang w:val="en_US" w:bidi="en_US"/>
+          </w:rPr>
+          <w:rPr>
+            <w:color w:val="0000EE"/>
+            <w:u w:val="single"/>
+          </w:rPr>
+          <w:t>mp3 file</w:t>
+        </w:r>
+      </w:hyperlink>
+      <w:r>
+        <w:rPr>
+          <w:lang w:val="en_US" w:bidi="en_US"/>
+        </w:rPr>
+        <w:t xml:space="preserve"> (442604 KB)</w:t>
+      </w:r>
+      <w:r>
+        <w:rPr>
+          <w:lang w:val="en_US" w:bidi="en_US"/>
+        </w:rPr>
+      </w:r>
+      <w:r>
+        <w:rPr>
+          <w:lang w:val="en_US" w:bidi="en_US"/>
+        </w:rPr>
+      </w:r>
+    </w:p>
+    <w:p>
+      <w:pPr/>
+      <w:r>
+        <w:rPr>
+          <w:lang w:val="en_US" w:bidi="en_US"/>
+        </w:rPr>
+      </w:r>
+    </w:p>
+    <w:p>
+      <w:pPr>
+        <w:pStyle w:val="Heading2"/>
+      </w:pPr>
+      <w:r>
+        <w:rPr>
+          <w:lang w:val="en_US" w:bidi="en_US"/>
+        </w:rPr>
+        <w:t>centurion</w:t>
+      </w:r>
+      <w:r>
+        <w:rPr>
+          <w:lang w:val="en_US" w:bidi="en_US"/>
+        </w:rPr>
+      </w:r>
+    </w:p>
+    <w:p>
+      <w:pPr/>
+      <w:r>
+        <w:rPr>
+          <w:lang w:val="en_US" w:bidi="en_US"/>
+        </w:rPr>
+      </w:r>
+      <w:r>
+        <w:rPr>
+          <w:lang w:val="en_US" w:bidi="en_US"/>
+        </w:rPr>
+        <w:t xml:space="preserve">A </w:t>
+      </w:r>
+      <w:r>
+        <w:rPr>
+          <w:b/>
+          <w:lang w:val="en_US" w:bidi="en_US"/>
+        </w:rPr>
+        <w:t>centurion</w:t>
+      </w:r>
+      <w:r>
+        <w:rPr>
+          <w:lang w:val="en_US" w:bidi="en_US"/>
+        </w:rPr>
+        <w:t xml:space="preserve"> is a Roman military officer who commands a group of one hundred soldiers.</w:t>
+      </w:r>
+      <w:r>
+        <w:rPr>
+          <w:lang w:val="en_US" w:bidi="en_US"/>
+        </w:rPr>
+      </w:r>
+      <w:r>
+        <w:rPr>
+          <w:lang w:val="en_US" w:bidi="en_US"/>
+        </w:rPr>
+      </w:r>
+    </w:p>
+    <w:p>
+      <w:pPr/>
+      <w:r>
+        <w:rPr>
+          <w:lang w:val="en_US" w:bidi="en_US"/>
+        </w:rPr>
+      </w:r>
+    </w:p>
+    <w:p>
+      <w:pPr>
+        <w:pStyle w:val="Heading2"/>
+      </w:pPr>
+      <w:r>
+        <w:rPr>
+          <w:lang w:val="en_US" w:bidi="en_US"/>
+        </w:rPr>
+        <w:t>centurion</w:t>
+      </w:r>
+      <w:r>
+        <w:rPr>
+          <w:lang w:val="en_US" w:bidi="en_US"/>
+        </w:rPr>
+      </w:r>
+    </w:p>
+    <w:p>
+      <w:pPr>
+        <w:pStyle w:val="Heading4"/>
+      </w:pPr>
+      <w:r>
+        <w:rPr>
+          <w:lang w:val="en_US" w:bidi="en_US"/>
+        </w:rPr>
+        <w:t>Audio Content</w:t>
+      </w:r>
+      <w:r>
+        <w:rPr>
+          <w:lang w:val="en_US" w:bidi="en_US"/>
+        </w:rPr>
+      </w:r>
+    </w:p>
+    <w:p>
+      <w:pPr/>
+      <w:r>
+        <w:rPr>
+          <w:lang w:val="en_US" w:bidi="en_US"/>
+        </w:rPr>
+      </w:r>
+      <w:hyperlink r:id="rId23">
+        <w:r>
+          <w:rPr>
+            <w:lang w:val="en_US" w:bidi="en_US"/>
+          </w:rPr>
+          <w:rPr>
+            <w:color w:val="0000EE"/>
+            <w:u w:val="single"/>
+          </w:rPr>
+          <w:t>webm file</w:t>
+        </w:r>
+      </w:hyperlink>
+      <w:r>
+        <w:rPr>
+          <w:lang w:val="en_US" w:bidi="en_US"/>
+        </w:rPr>
+        <w:t xml:space="preserve"> (89833 KB)</w:t>
+      </w:r>
+      <w:r>
+        <w:rPr>
+          <w:lang w:val="en_US" w:bidi="en_US"/>
+        </w:rPr>
+      </w:r>
+    </w:p>
+    <w:p>
+      <w:pPr/>
+      <w:r>
+        <w:rPr>
+          <w:lang w:val="en_US" w:bidi="en_US"/>
+        </w:rPr>
+      </w:r>
+      <w:hyperlink r:id="rId24">
+        <w:r>
+          <w:rPr>
+            <w:lang w:val="en_US" w:bidi="en_US"/>
+          </w:rPr>
+          <w:rPr>
+            <w:color w:val="0000EE"/>
+            <w:u w:val="single"/>
+          </w:rPr>
+          <w:t>mp3 file</w:t>
+        </w:r>
+      </w:hyperlink>
+      <w:r>
+        <w:rPr>
+          <w:lang w:val="en_US" w:bidi="en_US"/>
+        </w:rPr>
+        <w:t xml:space="preserve"> (122924 KB)</w:t>
+      </w:r>
+      <w:r>
+        <w:rPr>
+          <w:lang w:val="en_US" w:bidi="en_US"/>
+        </w:rPr>
+      </w:r>
+      <w:r>
+        <w:rPr>
+          <w:lang w:val="en_US" w:bidi="en_US"/>
+        </w:rPr>
+      </w:r>
+    </w:p>
+    <w:p>
+      <w:pPr/>
+      <w:r>
+        <w:rPr>
+          <w:lang w:val="en_US" w:bidi="en_US"/>
+        </w:rPr>
+      </w:r>
+    </w:p>
+    <w:p>
+      <w:pPr>
+        <w:pStyle w:val="Heading2"/>
+      </w:pPr>
+      <w:r>
+        <w:rPr>
+          <w:lang w:val="en_US" w:bidi="en_US"/>
+        </w:rPr>
+        <w:t>cherubim</w:t>
+      </w:r>
+      <w:r>
+        <w:rPr>
+          <w:lang w:val="en_US" w:bidi="en_US"/>
+        </w:rPr>
+      </w:r>
+    </w:p>
+    <w:p>
+      <w:pPr/>
+      <w:r>
+        <w:rPr>
+          <w:lang w:val="en_US" w:bidi="en_US"/>
+        </w:rPr>
+      </w:r>
+      <w:r>
+        <w:rPr>
+          <w:lang w:val="en_US" w:bidi="en_US"/>
+        </w:rPr>
+        <w:t xml:space="preserve">A </w:t>
+      </w:r>
+      <w:r>
+        <w:rPr>
+          <w:b/>
+          <w:lang w:val="en_US" w:bidi="en_US"/>
+        </w:rPr>
+        <w:t>cherub</w:t>
+      </w:r>
+      <w:r>
+        <w:rPr>
+          <w:lang w:val="en_US" w:bidi="en_US"/>
+        </w:rPr>
+        <w:t xml:space="preserve">, or several </w:t>
+      </w:r>
+      <w:r>
+        <w:rPr>
+          <w:b/>
+          <w:lang w:val="en_US" w:bidi="en_US"/>
+        </w:rPr>
+        <w:t>cherubim</w:t>
+      </w:r>
+      <w:r>
+        <w:rPr>
+          <w:lang w:val="en_US" w:bidi="en_US"/>
+        </w:rPr>
+        <w:t xml:space="preserve">, are a type of </w:t>
+      </w:r>
+      <w:r>
+        <w:rPr>
+          <w:lang w:val="en_US" w:bidi="en_US"/>
+        </w:rPr>
+        <w:t>angel</w:t>
+      </w:r>
+      <w:r>
+        <w:rPr>
+          <w:lang w:val="en_US" w:bidi="en_US"/>
+        </w:rPr>
+        <w:t xml:space="preserve">. Cherubim seem to especially guard sacred, or </w:t>
+      </w:r>
+      <w:r>
+        <w:rPr>
+          <w:lang w:val="en_US" w:bidi="en_US"/>
+        </w:rPr>
+        <w:t>holy</w:t>
+      </w:r>
+      <w:r>
+        <w:rPr>
+          <w:lang w:val="en_US" w:bidi="en_US"/>
+        </w:rPr>
+        <w:t xml:space="preserve">, places. Therefore there were pictures and images of cherubim in the </w:t>
+      </w:r>
+      <w:r>
+        <w:rPr>
+          <w:lang w:val="en_US" w:bidi="en_US"/>
+        </w:rPr>
+        <w:t>temple</w:t>
+      </w:r>
+      <w:r>
+        <w:rPr>
+          <w:lang w:val="en_US" w:bidi="en_US"/>
+        </w:rPr>
+        <w:t xml:space="preserve"> and in the tabernacle. In these pictures, the cherubim have the body of a lion, the wings of a bird, and the face of a human. The cherubim are a warning for people that God is present. In fact, gold cherubim spread their wings over the top of the ark of the covenant and protected the throne where God met with his people from the top of the ark of the covenant. In the book of Ezekiel, Ezekiel sees a </w:t>
+      </w:r>
+      <w:r>
+        <w:rPr>
+          <w:lang w:val="en_US" w:bidi="en_US"/>
+        </w:rPr>
+        <w:t>vision</w:t>
+      </w:r>
+      <w:r>
+        <w:rPr>
+          <w:lang w:val="en_US" w:bidi="en_US"/>
+        </w:rPr>
+        <w:t xml:space="preserve"> in which cherubim are carrying the throne of God. Some of the descriptions of the cherubim in Ezekiel look like people but have four wings and four faces.</w:t>
+      </w:r>
+      <w:r>
+        <w:rPr>
+          <w:lang w:val="en_US" w:bidi="en_US"/>
+        </w:rPr>
+      </w:r>
+      <w:r>
+        <w:rPr>
+          <w:lang w:val="en_US" w:bidi="en_US"/>
+        </w:rPr>
+      </w:r>
+    </w:p>
+    <w:p>
+      <w:pPr/>
+      <w:r>
+        <w:rPr>
+          <w:lang w:val="en_US" w:bidi="en_US"/>
+        </w:rPr>
+      </w:r>
+    </w:p>
+    <w:p>
+      <w:pPr>
+        <w:pStyle w:val="Heading2"/>
+      </w:pPr>
+      <w:r>
+        <w:rPr>
+          <w:lang w:val="en_US" w:bidi="en_US"/>
+        </w:rPr>
+        <w:t>cherubim</w:t>
+      </w:r>
+      <w:r>
+        <w:rPr>
+          <w:lang w:val="en_US" w:bidi="en_US"/>
+        </w:rPr>
+      </w:r>
+    </w:p>
+    <w:p>
+      <w:pPr>
+        <w:pStyle w:val="Heading4"/>
+      </w:pPr>
+      <w:r>
+        <w:rPr>
+          <w:lang w:val="en_US" w:bidi="en_US"/>
+        </w:rPr>
+        <w:t>Audio Content</w:t>
+      </w:r>
+      <w:r>
+        <w:rPr>
+          <w:lang w:val="en_US" w:bidi="en_US"/>
+        </w:rPr>
+      </w:r>
+    </w:p>
+    <w:p>
+      <w:pPr/>
+      <w:r>
+        <w:rPr>
+          <w:lang w:val="en_US" w:bidi="en_US"/>
+        </w:rPr>
+      </w:r>
+      <w:hyperlink r:id="rId25">
+        <w:r>
+          <w:rPr>
+            <w:lang w:val="en_US" w:bidi="en_US"/>
+          </w:rPr>
+          <w:rPr>
+            <w:color w:val="0000EE"/>
+            <w:u w:val="single"/>
+          </w:rPr>
+          <w:t>webm file</w:t>
+        </w:r>
+      </w:hyperlink>
+      <w:r>
+        <w:rPr>
+          <w:lang w:val="en_US" w:bidi="en_US"/>
+        </w:rPr>
+        <w:t xml:space="preserve"> (500050 KB)</w:t>
+      </w:r>
+      <w:r>
+        <w:rPr>
+          <w:lang w:val="en_US" w:bidi="en_US"/>
+        </w:rPr>
+      </w:r>
+    </w:p>
+    <w:p>
+      <w:pPr/>
+      <w:r>
+        <w:rPr>
+          <w:lang w:val="en_US" w:bidi="en_US"/>
+        </w:rPr>
+      </w:r>
+      <w:hyperlink r:id="rId26">
+        <w:r>
+          <w:rPr>
+            <w:lang w:val="en_US" w:bidi="en_US"/>
+          </w:rPr>
+          <w:rPr>
+            <w:color w:val="0000EE"/>
+            <w:u w:val="single"/>
+          </w:rPr>
+          <w:t>mp3 file</w:t>
+        </w:r>
+      </w:hyperlink>
+      <w:r>
+        <w:rPr>
+          <w:lang w:val="en_US" w:bidi="en_US"/>
+        </w:rPr>
+        <w:t xml:space="preserve"> (656828 KB)</w:t>
+      </w:r>
+      <w:r>
+        <w:rPr>
+          <w:lang w:val="en_US" w:bidi="en_US"/>
+        </w:rPr>
+      </w:r>
+      <w:r>
+        <w:rPr>
+          <w:lang w:val="en_US" w:bidi="en_US"/>
+        </w:rPr>
+      </w:r>
+    </w:p>
+    <w:p>
+      <w:pPr/>
+      <w:r>
+        <w:rPr>
+          <w:lang w:val="en_US" w:bidi="en_US"/>
+        </w:rPr>
+      </w:r>
+    </w:p>
+    <w:p>
+      <w:pPr>
+        <w:pStyle w:val="Heading2"/>
+      </w:pPr>
+      <w:r>
+        <w:rPr>
+          <w:lang w:val="en_US" w:bidi="en_US"/>
+        </w:rPr>
+        <w:t>Christ</w:t>
+      </w:r>
+      <w:r>
+        <w:rPr>
+          <w:lang w:val="en_US" w:bidi="en_US"/>
+        </w:rPr>
+      </w:r>
+    </w:p>
+    <w:p>
+      <w:pPr/>
+      <w:r>
+        <w:rPr>
+          <w:lang w:val="en_US" w:bidi="en_US"/>
+        </w:rPr>
+      </w:r>
+      <w:r>
+        <w:rPr>
+          <w:lang w:val="en_US" w:bidi="en_US"/>
+        </w:rPr>
+        <w:t xml:space="preserve">The word </w:t>
+      </w:r>
+      <w:r>
+        <w:rPr>
+          <w:b/>
+          <w:lang w:val="en_US" w:bidi="en_US"/>
+        </w:rPr>
+        <w:t>Christ</w:t>
+      </w:r>
+      <w:r>
+        <w:rPr>
+          <w:lang w:val="en_US" w:bidi="en_US"/>
+        </w:rPr>
+        <w:t xml:space="preserve"> is the same as the word </w:t>
+      </w:r>
+      <w:r>
+        <w:rPr>
+          <w:lang w:val="en_US" w:bidi="en_US"/>
+        </w:rPr>
+        <w:t>Messiah</w:t>
+      </w:r>
+      <w:r>
+        <w:rPr>
+          <w:lang w:val="en_US" w:bidi="en_US"/>
+        </w:rPr>
+        <w:t xml:space="preserve">. Christ is the </w:t>
+      </w:r>
+      <w:r>
+        <w:rPr>
+          <w:lang w:val="en_US" w:bidi="en_US"/>
+        </w:rPr>
+        <w:t>Greek</w:t>
+      </w:r>
+      <w:r>
+        <w:rPr>
+          <w:lang w:val="en_US" w:bidi="en_US"/>
+        </w:rPr>
+        <w:t xml:space="preserve"> word, and Messiah is the same word in </w:t>
+      </w:r>
+      <w:r>
+        <w:rPr>
+          <w:lang w:val="en_US" w:bidi="en_US"/>
+        </w:rPr>
+        <w:t>Hebrew</w:t>
+      </w:r>
+      <w:r>
+        <w:rPr>
+          <w:lang w:val="en_US" w:bidi="en_US"/>
+        </w:rPr>
+        <w:t>. Greek is the language of the New Testament, while Hebrew is the language of the Old Testament.</w:t>
+      </w:r>
+    </w:p>
+    <w:p>
+      <w:pPr/>
+      <w:r>
+        <w:rPr>
+          <w:lang w:val="en_US" w:bidi="en_US"/>
+        </w:rPr>
+      </w:r>
+      <w:r>
+        <w:rPr>
+          <w:lang w:val="en_US" w:bidi="en_US"/>
+        </w:rPr>
+        <w:t xml:space="preserve">The word "Messiah" refers to the special </w:t>
+      </w:r>
+      <w:r>
+        <w:rPr>
+          <w:lang w:val="en_US" w:bidi="en_US"/>
+        </w:rPr>
+        <w:t>king</w:t>
+      </w:r>
+      <w:r>
+        <w:rPr>
+          <w:lang w:val="en_US" w:bidi="en_US"/>
+        </w:rPr>
+        <w:t xml:space="preserve"> and </w:t>
+      </w:r>
+      <w:r>
+        <w:rPr>
+          <w:lang w:val="en_US" w:bidi="en_US"/>
+        </w:rPr>
+        <w:t>Savior</w:t>
+      </w:r>
+      <w:r>
+        <w:rPr>
+          <w:lang w:val="en_US" w:bidi="en_US"/>
+        </w:rPr>
+        <w:t xml:space="preserve"> that God had promised to send.</w:t>
+      </w:r>
+    </w:p>
+    <w:p>
+      <w:pPr/>
+      <w:r>
+        <w:rPr>
+          <w:lang w:val="en_US" w:bidi="en_US"/>
+        </w:rPr>
+      </w:r>
+      <w:r>
+        <w:rPr>
+          <w:lang w:val="en_US" w:bidi="en_US"/>
+        </w:rPr>
+        <w:t xml:space="preserve">A Messiah literally meant someone who was </w:t>
+      </w:r>
+      <w:r>
+        <w:rPr>
+          <w:lang w:val="en_US" w:bidi="en_US"/>
+        </w:rPr>
+        <w:t>anointed</w:t>
+      </w:r>
+      <w:r>
+        <w:rPr>
+          <w:lang w:val="en_US" w:bidi="en_US"/>
+        </w:rPr>
+        <w:t xml:space="preserve">. That meant that another person had poured oil over them. This was a sign that God had given this person a special task. For example, In the Old Testament, God told the </w:t>
+      </w:r>
+      <w:r>
+        <w:rPr>
+          <w:lang w:val="en_US" w:bidi="en_US"/>
+        </w:rPr>
+        <w:t>prophet</w:t>
+      </w:r>
+      <w:r>
+        <w:rPr>
+          <w:lang w:val="en_US" w:bidi="en_US"/>
+        </w:rPr>
+        <w:t xml:space="preserve"> Samuel to pour oil over </w:t>
+      </w:r>
+      <w:r>
+        <w:rPr>
+          <w:lang w:val="en_US" w:bidi="en_US"/>
+        </w:rPr>
+        <w:t>David</w:t>
+      </w:r>
+      <w:r>
+        <w:rPr>
+          <w:lang w:val="en_US" w:bidi="en_US"/>
+        </w:rPr>
+        <w:t xml:space="preserve">. This was a sign that God chose David to become the next king of </w:t>
+      </w:r>
+      <w:r>
+        <w:rPr>
+          <w:lang w:val="en_US" w:bidi="en_US"/>
+        </w:rPr>
+        <w:t>Israel</w:t>
+      </w:r>
+      <w:r>
+        <w:rPr>
+          <w:lang w:val="en_US" w:bidi="en_US"/>
+        </w:rPr>
+        <w:t>.</w:t>
+      </w:r>
+    </w:p>
+    <w:p>
+      <w:pPr/>
+      <w:r>
+        <w:rPr>
+          <w:lang w:val="en_US" w:bidi="en_US"/>
+        </w:rPr>
+      </w:r>
+      <w:r>
+        <w:rPr>
+          <w:lang w:val="en_US" w:bidi="en_US"/>
+        </w:rPr>
+        <w:t>Later, people called someone anointed if God had appointed that person for a special task, even if no one really had poured oil on their head.</w:t>
+      </w:r>
+    </w:p>
+    <w:p>
+      <w:pPr/>
+      <w:r>
+        <w:rPr>
+          <w:lang w:val="en_US" w:bidi="en_US"/>
+        </w:rPr>
+      </w:r>
+      <w:r>
+        <w:rPr>
+          <w:lang w:val="en_US" w:bidi="en_US"/>
+        </w:rPr>
+        <w:t xml:space="preserve">David became the most beloved king of Israel. But after David, other people ruled over Israel, and many of them were not good kings. These kings led the people away from God, and therefore God had to punish the people. The country of Israel was destroyed, and came under the control of other </w:t>
+      </w:r>
+      <w:r>
+        <w:rPr>
+          <w:lang w:val="en_US" w:bidi="en_US"/>
+        </w:rPr>
+        <w:t>nations</w:t>
+      </w:r>
+      <w:r>
+        <w:rPr>
+          <w:lang w:val="en_US" w:bidi="en_US"/>
+        </w:rPr>
+        <w:t>. But still, God promised the people of Israel that he would send them a new king. This king would save the people from their trouble. This king would be a descendant of David.</w:t>
+      </w:r>
+    </w:p>
+    <w:p>
+      <w:pPr/>
+      <w:r>
+        <w:rPr>
+          <w:lang w:val="en_US" w:bidi="en_US"/>
+        </w:rPr>
+      </w:r>
+      <w:r>
+        <w:rPr>
+          <w:lang w:val="en_US" w:bidi="en_US"/>
+        </w:rPr>
+        <w:t xml:space="preserve">The </w:t>
+      </w:r>
+      <w:r>
+        <w:rPr>
+          <w:lang w:val="en_US" w:bidi="en_US"/>
+        </w:rPr>
+        <w:t>Israelites</w:t>
+      </w:r>
+      <w:r>
+        <w:rPr>
+          <w:lang w:val="en_US" w:bidi="en_US"/>
+        </w:rPr>
+        <w:t xml:space="preserve"> began to refer to this king that God promised to send as "the Messiah," which meant "the anointed one."</w:t>
+      </w:r>
+    </w:p>
+    <w:p>
+      <w:pPr/>
+      <w:r>
+        <w:rPr>
+          <w:lang w:val="en_US" w:bidi="en_US"/>
+        </w:rPr>
+      </w:r>
+      <w:r>
+        <w:rPr>
+          <w:lang w:val="en_US" w:bidi="en_US"/>
+        </w:rPr>
+        <w:t xml:space="preserve">When Jesus came, he showed the people that </w:t>
+      </w:r>
+      <w:r>
+        <w:rPr>
           <w:i/>
           <w:lang w:val="en_US" w:bidi="en_US"/>
         </w:rPr>
-        <w:t>You can look in the video dictionary for a picture of a camel.</w:t>
-      </w:r>
-      <w:r>
-        <w:rPr>
-          <w:lang w:val="en_US" w:bidi="en_US"/>
-        </w:rPr>
-      </w:r>
-      <w:r>
-        <w:rPr>
-          <w:lang w:val="en_US" w:bidi="en_US"/>
-        </w:rPr>
-      </w:r>
-    </w:p>
-    <w:p>
-      <w:pPr/>
-      <w:r>
-        <w:rPr>
-          <w:lang w:val="en_US" w:bidi="en_US"/>
-        </w:rPr>
-      </w:r>
-    </w:p>
-    <w:p>
-      <w:pPr>
-        <w:pStyle w:val="Heading2"/>
-      </w:pPr>
-      <w:r>
-        <w:rPr>
-          <w:lang w:val="en_US" w:bidi="en_US"/>
-        </w:rPr>
-        <w:t>camel</w:t>
-      </w:r>
-      <w:r>
-        <w:rPr>
-          <w:lang w:val="en_US" w:bidi="en_US"/>
-        </w:rPr>
-      </w:r>
-    </w:p>
-    <w:p>
-      <w:pPr>
-        <w:pStyle w:val="Heading4"/>
-      </w:pPr>
-      <w:r>
-        <w:rPr>
-          <w:lang w:val="en_US" w:bidi="en_US"/>
-        </w:rPr>
-        <w:t>Audio Content</w:t>
-      </w:r>
-      <w:r>
-        <w:rPr>
-          <w:lang w:val="en_US" w:bidi="en_US"/>
-        </w:rPr>
-      </w:r>
-      <w:r>
-        <w:rPr>
-          <w:lang w:val="en_US" w:bidi="en_US"/>
-        </w:rPr>
-      </w:r>
-    </w:p>
-    <w:p>
-      <w:pPr/>
-      <w:r>
-        <w:rPr>
-          <w:lang w:val="en_US" w:bidi="en_US"/>
-        </w:rPr>
-      </w:r>
-    </w:p>
-    <w:p>
-      <w:pPr>
-        <w:pStyle w:val="Heading2"/>
-      </w:pPr>
-      <w:r>
-        <w:rPr>
-          <w:lang w:val="en_US" w:bidi="en_US"/>
-        </w:rPr>
-        <w:t>Canaan</w:t>
-      </w:r>
-      <w:r>
-        <w:rPr>
-          <w:lang w:val="en_US" w:bidi="en_US"/>
-        </w:rPr>
-      </w:r>
-    </w:p>
-    <w:p>
-      <w:pPr/>
-      <w:r>
-        <w:rPr>
-          <w:lang w:val="en_US" w:bidi="en_US"/>
-        </w:rPr>
-      </w:r>
-      <w:r>
-        <w:rPr>
-          <w:lang w:val="en_US" w:bidi="en_US"/>
-        </w:rPr>
-        <w:t xml:space="preserve">In the Old Testament, </w:t>
-      </w:r>
-      <w:r>
-        <w:rPr>
-          <w:b/>
-          <w:lang w:val="en_US" w:bidi="en_US"/>
-        </w:rPr>
-        <w:t>Canaan</w:t>
-      </w:r>
-      <w:r>
-        <w:rPr>
-          <w:lang w:val="en_US" w:bidi="en_US"/>
-        </w:rPr>
-        <w:t xml:space="preserve"> is an area that is roughly a strip of land between the </w:t>
-      </w:r>
-      <w:r>
-        <w:rPr>
-          <w:lang w:val="en_US" w:bidi="en_US"/>
-        </w:rPr>
-        <w:t>Jordan River</w:t>
-      </w:r>
-      <w:r>
-        <w:rPr>
-          <w:lang w:val="en_US" w:bidi="en_US"/>
-        </w:rPr>
-        <w:t xml:space="preserve"> in the east, and the Mediterranean Sea in the west. This is an area that today includes part of the countries of </w:t>
-      </w:r>
-      <w:r>
-        <w:rPr>
-          <w:lang w:val="en_US" w:bidi="en_US"/>
-        </w:rPr>
-        <w:t>Israel</w:t>
-      </w:r>
-      <w:r>
-        <w:rPr>
-          <w:lang w:val="en_US" w:bidi="en_US"/>
-        </w:rPr>
-        <w:t xml:space="preserve"> and Palestine, Lebanon, and Syria.</w:t>
-      </w:r>
-    </w:p>
-    <w:p>
-      <w:pPr/>
-      <w:r>
-        <w:rPr>
-          <w:lang w:val="en_US" w:bidi="en_US"/>
-        </w:rPr>
-      </w:r>
-      <w:r>
-        <w:rPr>
-          <w:lang w:val="en_US" w:bidi="en_US"/>
-        </w:rPr>
-        <w:t xml:space="preserve">God had called </w:t>
-      </w:r>
-      <w:r>
-        <w:rPr>
-          <w:lang w:val="en_US" w:bidi="en_US"/>
-        </w:rPr>
-        <w:t>Abraham</w:t>
-      </w:r>
-      <w:r>
-        <w:rPr>
-          <w:lang w:val="en_US" w:bidi="en_US"/>
-        </w:rPr>
-        <w:t xml:space="preserve"> and told him to go to the country that he would show him. This country was Canaan. God promised Abraham that the whole land of Canaan would belong to his descendants.</w:t>
-      </w:r>
-    </w:p>
-    <w:p>
-      <w:pPr/>
-      <w:r>
-        <w:rPr>
-          <w:lang w:val="en_US" w:bidi="en_US"/>
-        </w:rPr>
-      </w:r>
-      <w:r>
-        <w:rPr>
-          <w:lang w:val="en_US" w:bidi="en_US"/>
-        </w:rPr>
-        <w:t>Many other people groups lived in this area at that time: Hittites, Amorites, Canaanites, and a few others. Sometimes all of them together are called Canaanites, and sometimes all of them together are called Amorites.</w:t>
-      </w:r>
-    </w:p>
-    <w:p>
-      <w:pPr/>
-      <w:r>
-        <w:rPr>
-          <w:lang w:val="en_US" w:bidi="en_US"/>
-        </w:rPr>
-      </w:r>
-      <w:r>
-        <w:rPr>
-          <w:lang w:val="en_US" w:bidi="en_US"/>
-        </w:rPr>
-        <w:t xml:space="preserve">When Abraham's descendants, the </w:t>
-      </w:r>
-      <w:r>
-        <w:rPr>
-          <w:lang w:val="en_US" w:bidi="en_US"/>
-        </w:rPr>
-        <w:t>Israelites</w:t>
-      </w:r>
-      <w:r>
-        <w:rPr>
-          <w:lang w:val="en_US" w:bidi="en_US"/>
-        </w:rPr>
-        <w:t xml:space="preserve">, are freed from slavery in Egypt, God brings them back to Canaan. God gives them the task to drive out the Canaanites and to take over the land. God was going to give the land to the Israelites. God wanted to build a </w:t>
-      </w:r>
-      <w:r>
-        <w:rPr>
-          <w:lang w:val="en_US" w:bidi="en_US"/>
-        </w:rPr>
-        <w:t>nation</w:t>
-      </w:r>
-      <w:r>
-        <w:rPr>
-          <w:lang w:val="en_US" w:bidi="en_US"/>
-        </w:rPr>
-        <w:t xml:space="preserve"> out of the Israelites through whom he would </w:t>
-      </w:r>
-      <w:r>
-        <w:rPr>
-          <w:lang w:val="en_US" w:bidi="en_US"/>
-        </w:rPr>
-        <w:t>bless</w:t>
-      </w:r>
-      <w:r>
-        <w:rPr>
-          <w:lang w:val="en_US" w:bidi="en_US"/>
-        </w:rPr>
-        <w:t xml:space="preserve"> all the peoples of the earth. In order for the people to remain faithful to God, it was important that they would not be influenced by the Canaanite people. The Canaanite people </w:t>
-      </w:r>
-      <w:r>
-        <w:rPr>
-          <w:lang w:val="en_US" w:bidi="en_US"/>
-        </w:rPr>
-        <w:t>worshiped</w:t>
-      </w:r>
-      <w:r>
-        <w:rPr>
-          <w:lang w:val="en_US" w:bidi="en_US"/>
-        </w:rPr>
-        <w:t xml:space="preserve"> many gods and did many things that God had specifically forbidden in his </w:t>
-      </w:r>
-      <w:r>
-        <w:rPr>
-          <w:lang w:val="en_US" w:bidi="en_US"/>
-        </w:rPr>
-        <w:t>commandments</w:t>
-      </w:r>
-      <w:r>
-        <w:rPr>
-          <w:lang w:val="en_US" w:bidi="en_US"/>
-        </w:rPr>
-        <w:t xml:space="preserve">. But the Israelites failed to drive out the Canaanites, and often </w:t>
-      </w:r>
-      <w:r>
-        <w:rPr>
-          <w:lang w:val="en_US" w:bidi="en_US"/>
-        </w:rPr>
-        <w:t>sinned</w:t>
-      </w:r>
-      <w:r>
-        <w:rPr>
-          <w:lang w:val="en_US" w:bidi="en_US"/>
-        </w:rPr>
-        <w:t xml:space="preserve"> by following the customs and the gods of the Canaanites.</w:t>
-      </w:r>
-      <w:r>
-        <w:rPr>
-          <w:lang w:val="en_US" w:bidi="en_US"/>
-        </w:rPr>
-      </w:r>
-      <w:r>
-        <w:rPr>
-          <w:lang w:val="en_US" w:bidi="en_US"/>
-        </w:rPr>
-      </w:r>
-    </w:p>
-    <w:p>
-      <w:pPr/>
-      <w:r>
-        <w:rPr>
-          <w:lang w:val="en_US" w:bidi="en_US"/>
-        </w:rPr>
-      </w:r>
-    </w:p>
-    <w:p>
-      <w:pPr>
-        <w:pStyle w:val="Heading2"/>
-      </w:pPr>
-      <w:r>
-        <w:rPr>
-          <w:lang w:val="en_US" w:bidi="en_US"/>
-        </w:rPr>
-        <w:t>Canaan</w:t>
-      </w:r>
-      <w:r>
-        <w:rPr>
-          <w:lang w:val="en_US" w:bidi="en_US"/>
-        </w:rPr>
-      </w:r>
-    </w:p>
-    <w:p>
-      <w:pPr>
-        <w:pStyle w:val="Heading4"/>
-      </w:pPr>
-      <w:r>
-        <w:rPr>
-          <w:lang w:val="en_US" w:bidi="en_US"/>
-        </w:rPr>
-        <w:t>Audio Content</w:t>
-      </w:r>
-      <w:r>
-        <w:rPr>
-          <w:lang w:val="en_US" w:bidi="en_US"/>
-        </w:rPr>
-      </w:r>
-      <w:r>
-        <w:rPr>
-          <w:lang w:val="en_US" w:bidi="en_US"/>
-        </w:rPr>
-      </w:r>
-    </w:p>
-    <w:p>
-      <w:pPr/>
-      <w:r>
-        <w:rPr>
-          <w:lang w:val="en_US" w:bidi="en_US"/>
-        </w:rPr>
-      </w:r>
-    </w:p>
-    <w:p>
-      <w:pPr>
-        <w:pStyle w:val="Heading2"/>
-      </w:pPr>
-      <w:r>
-        <w:rPr>
-          <w:lang w:val="en_US" w:bidi="en_US"/>
-        </w:rPr>
-        <w:t>Capernaum</w:t>
-      </w:r>
-      <w:r>
-        <w:rPr>
-          <w:lang w:val="en_US" w:bidi="en_US"/>
-        </w:rPr>
-      </w:r>
-    </w:p>
-    <w:p>
-      <w:pPr/>
-      <w:r>
-        <w:rPr>
-          <w:lang w:val="en_US" w:bidi="en_US"/>
-        </w:rPr>
-      </w:r>
-      <w:r>
-        <w:rPr>
-          <w:b/>
-          <w:lang w:val="en_US" w:bidi="en_US"/>
-        </w:rPr>
-        <w:t>Capernaum</w:t>
-      </w:r>
-      <w:r>
-        <w:rPr>
-          <w:lang w:val="en_US" w:bidi="en_US"/>
-        </w:rPr>
-        <w:t xml:space="preserve"> was a small town in the region called </w:t>
-      </w:r>
-      <w:r>
-        <w:rPr>
-          <w:lang w:val="en_US" w:bidi="en_US"/>
-        </w:rPr>
-        <w:t>Galilee</w:t>
-      </w:r>
-      <w:r>
-        <w:rPr>
-          <w:lang w:val="en_US" w:bidi="en_US"/>
-        </w:rPr>
-        <w:t xml:space="preserve">, near the </w:t>
-      </w:r>
-      <w:r>
-        <w:rPr>
-          <w:lang w:val="en_US" w:bidi="en_US"/>
-        </w:rPr>
-        <w:t>Sea of Galilee</w:t>
-      </w:r>
-      <w:r>
-        <w:rPr>
-          <w:lang w:val="en_US" w:bidi="en_US"/>
-        </w:rPr>
-        <w:t>. Many people in Capernaum made their living from fishing or from buying and selling goods. The town was near an important road. People travelled on this road to other places to buy and sell goods. Therefore, the town was important in the region, even though it was not very large.</w:t>
-      </w:r>
-    </w:p>
-    <w:p>
-      <w:pPr/>
-      <w:r>
-        <w:rPr>
-          <w:lang w:val="en_US" w:bidi="en_US"/>
-        </w:rPr>
-      </w:r>
-      <w:r>
-        <w:rPr>
-          <w:lang w:val="en_US" w:bidi="en_US"/>
-        </w:rPr>
-        <w:t xml:space="preserve">Several of Jesus's </w:t>
-      </w:r>
-      <w:r>
-        <w:rPr>
-          <w:lang w:val="en_US" w:bidi="en_US"/>
-        </w:rPr>
-        <w:t>disciples</w:t>
-      </w:r>
-      <w:r>
-        <w:rPr>
-          <w:lang w:val="en_US" w:bidi="en_US"/>
-        </w:rPr>
-        <w:t xml:space="preserve"> came from Capernaum. Jesus often stayed in Capernaum.</w:t>
-      </w:r>
-      <w:r>
-        <w:rPr>
-          <w:lang w:val="en_US" w:bidi="en_US"/>
-        </w:rPr>
-      </w:r>
-      <w:r>
-        <w:rPr>
-          <w:lang w:val="en_US" w:bidi="en_US"/>
-        </w:rPr>
-      </w:r>
-    </w:p>
-    <w:p>
-      <w:pPr/>
-      <w:r>
-        <w:rPr>
-          <w:lang w:val="en_US" w:bidi="en_US"/>
-        </w:rPr>
-      </w:r>
-    </w:p>
-    <w:p>
-      <w:pPr>
-        <w:pStyle w:val="Heading2"/>
-      </w:pPr>
-      <w:r>
-        <w:rPr>
-          <w:lang w:val="en_US" w:bidi="en_US"/>
-        </w:rPr>
-        <w:t>Capernaum</w:t>
-      </w:r>
-      <w:r>
-        <w:rPr>
-          <w:lang w:val="en_US" w:bidi="en_US"/>
-        </w:rPr>
-      </w:r>
-    </w:p>
-    <w:p>
-      <w:pPr>
-        <w:pStyle w:val="Heading4"/>
-      </w:pPr>
-      <w:r>
-        <w:rPr>
-          <w:lang w:val="en_US" w:bidi="en_US"/>
-        </w:rPr>
-        <w:t>Audio Content</w:t>
-      </w:r>
-      <w:r>
-        <w:rPr>
-          <w:lang w:val="en_US" w:bidi="en_US"/>
-        </w:rPr>
-      </w:r>
-      <w:r>
-        <w:rPr>
-          <w:lang w:val="en_US" w:bidi="en_US"/>
-        </w:rPr>
-      </w:r>
-    </w:p>
-    <w:p>
-      <w:pPr/>
-      <w:r>
-        <w:rPr>
-          <w:lang w:val="en_US" w:bidi="en_US"/>
-        </w:rPr>
-      </w:r>
-    </w:p>
-    <w:p>
-      <w:pPr>
-        <w:pStyle w:val="Heading2"/>
-      </w:pPr>
-      <w:r>
-        <w:rPr>
-          <w:lang w:val="en_US" w:bidi="en_US"/>
-        </w:rPr>
-        <w:t>centurion</w:t>
-      </w:r>
-      <w:r>
-        <w:rPr>
-          <w:lang w:val="en_US" w:bidi="en_US"/>
-        </w:rPr>
-      </w:r>
-    </w:p>
-    <w:p>
-      <w:pPr/>
-      <w:r>
-        <w:rPr>
-          <w:lang w:val="en_US" w:bidi="en_US"/>
-        </w:rPr>
-      </w:r>
-      <w:r>
-        <w:rPr>
-          <w:lang w:val="en_US" w:bidi="en_US"/>
-        </w:rPr>
-        <w:t xml:space="preserve">A </w:t>
-      </w:r>
-      <w:r>
-        <w:rPr>
-          <w:b/>
-          <w:lang w:val="en_US" w:bidi="en_US"/>
-        </w:rPr>
-        <w:t>centurion</w:t>
-      </w:r>
-      <w:r>
-        <w:rPr>
-          <w:lang w:val="en_US" w:bidi="en_US"/>
-        </w:rPr>
-        <w:t xml:space="preserve"> is a Roman military officer who commands a group of one hundred soldiers.</w:t>
-      </w:r>
-      <w:r>
-        <w:rPr>
-          <w:lang w:val="en_US" w:bidi="en_US"/>
-        </w:rPr>
-      </w:r>
-      <w:r>
-        <w:rPr>
-          <w:lang w:val="en_US" w:bidi="en_US"/>
-        </w:rPr>
-      </w:r>
-    </w:p>
-    <w:p>
-      <w:pPr/>
-      <w:r>
-        <w:rPr>
-          <w:lang w:val="en_US" w:bidi="en_US"/>
-        </w:rPr>
-      </w:r>
-    </w:p>
-    <w:p>
-      <w:pPr>
-        <w:pStyle w:val="Heading2"/>
-      </w:pPr>
-      <w:r>
-        <w:rPr>
-          <w:lang w:val="en_US" w:bidi="en_US"/>
-        </w:rPr>
-        <w:t>centurion</w:t>
-      </w:r>
-      <w:r>
-        <w:rPr>
-          <w:lang w:val="en_US" w:bidi="en_US"/>
-        </w:rPr>
-      </w:r>
-    </w:p>
-    <w:p>
-      <w:pPr>
-        <w:pStyle w:val="Heading4"/>
-      </w:pPr>
-      <w:r>
-        <w:rPr>
-          <w:lang w:val="en_US" w:bidi="en_US"/>
-        </w:rPr>
-        <w:t>Audio Content</w:t>
-      </w:r>
-      <w:r>
-        <w:rPr>
-          <w:lang w:val="en_US" w:bidi="en_US"/>
-        </w:rPr>
-      </w:r>
-      <w:r>
-        <w:rPr>
-          <w:lang w:val="en_US" w:bidi="en_US"/>
-        </w:rPr>
-      </w:r>
-    </w:p>
-    <w:p>
-      <w:pPr/>
-      <w:r>
-        <w:rPr>
-          <w:lang w:val="en_US" w:bidi="en_US"/>
-        </w:rPr>
-      </w:r>
-    </w:p>
-    <w:p>
-      <w:pPr>
-        <w:pStyle w:val="Heading2"/>
-      </w:pPr>
-      <w:r>
-        <w:rPr>
-          <w:lang w:val="en_US" w:bidi="en_US"/>
-        </w:rPr>
-        <w:t>cherubim</w:t>
-      </w:r>
-      <w:r>
-        <w:rPr>
-          <w:lang w:val="en_US" w:bidi="en_US"/>
-        </w:rPr>
-      </w:r>
-    </w:p>
-    <w:p>
-      <w:pPr/>
-      <w:r>
-        <w:rPr>
-          <w:lang w:val="en_US" w:bidi="en_US"/>
-        </w:rPr>
-      </w:r>
-      <w:r>
-        <w:rPr>
-          <w:lang w:val="en_US" w:bidi="en_US"/>
-        </w:rPr>
-        <w:t xml:space="preserve">A </w:t>
-      </w:r>
-      <w:r>
-        <w:rPr>
-          <w:b/>
-          <w:lang w:val="en_US" w:bidi="en_US"/>
-        </w:rPr>
-        <w:t>cherub</w:t>
-      </w:r>
-      <w:r>
-        <w:rPr>
-          <w:lang w:val="en_US" w:bidi="en_US"/>
-        </w:rPr>
-        <w:t xml:space="preserve">, or several </w:t>
-      </w:r>
-      <w:r>
-        <w:rPr>
-          <w:b/>
-          <w:lang w:val="en_US" w:bidi="en_US"/>
-        </w:rPr>
-        <w:t>cherubim</w:t>
-      </w:r>
-      <w:r>
-        <w:rPr>
-          <w:lang w:val="en_US" w:bidi="en_US"/>
-        </w:rPr>
-        <w:t xml:space="preserve">, are a type of </w:t>
-      </w:r>
-      <w:r>
-        <w:rPr>
-          <w:lang w:val="en_US" w:bidi="en_US"/>
-        </w:rPr>
-        <w:t>angel</w:t>
-      </w:r>
-      <w:r>
-        <w:rPr>
-          <w:lang w:val="en_US" w:bidi="en_US"/>
-        </w:rPr>
-        <w:t xml:space="preserve">. Cherubim seem to especially guard sacred, or </w:t>
-      </w:r>
-      <w:r>
-        <w:rPr>
-          <w:lang w:val="en_US" w:bidi="en_US"/>
-        </w:rPr>
-        <w:t>holy</w:t>
-      </w:r>
-      <w:r>
-        <w:rPr>
-          <w:lang w:val="en_US" w:bidi="en_US"/>
-        </w:rPr>
-        <w:t xml:space="preserve">, places. Therefore there were pictures and images of cherubim in the </w:t>
-      </w:r>
-      <w:r>
-        <w:rPr>
-          <w:lang w:val="en_US" w:bidi="en_US"/>
-        </w:rPr>
-        <w:t>temple</w:t>
-      </w:r>
-      <w:r>
-        <w:rPr>
-          <w:lang w:val="en_US" w:bidi="en_US"/>
-        </w:rPr>
-        <w:t xml:space="preserve"> and in the tabernacle. In these pictures, the cherubim have the body of a lion, the wings of a bird, and the face of a human. The cherubim are a warning for people that God is present. In fact, gold cherubim spread their wings over the top of the ark of the covenant and protected the throne where God met with his people from the top of the ark of the covenant. In the book of Ezekiel, Ezekiel sees a </w:t>
-      </w:r>
-      <w:r>
-        <w:rPr>
-          <w:lang w:val="en_US" w:bidi="en_US"/>
-        </w:rPr>
-        <w:t>vision</w:t>
-      </w:r>
-      <w:r>
-        <w:rPr>
-          <w:lang w:val="en_US" w:bidi="en_US"/>
-        </w:rPr>
-        <w:t xml:space="preserve"> in which cherubim are carrying the throne of God. Some of the descriptions of the cherubim in Ezekiel look like people but have four wings and four faces.</w:t>
-      </w:r>
-      <w:r>
-        <w:rPr>
-          <w:lang w:val="en_US" w:bidi="en_US"/>
-        </w:rPr>
-      </w:r>
-      <w:r>
-        <w:rPr>
-          <w:lang w:val="en_US" w:bidi="en_US"/>
-        </w:rPr>
-      </w:r>
-    </w:p>
-    <w:p>
-      <w:pPr/>
-      <w:r>
-        <w:rPr>
-          <w:lang w:val="en_US" w:bidi="en_US"/>
-        </w:rPr>
-      </w:r>
-    </w:p>
-    <w:p>
-      <w:pPr>
-        <w:pStyle w:val="Heading2"/>
-      </w:pPr>
-      <w:r>
-        <w:rPr>
-          <w:lang w:val="en_US" w:bidi="en_US"/>
-        </w:rPr>
-        <w:t>cherubim</w:t>
-      </w:r>
-      <w:r>
-        <w:rPr>
-          <w:lang w:val="en_US" w:bidi="en_US"/>
-        </w:rPr>
-      </w:r>
-    </w:p>
-    <w:p>
-      <w:pPr>
-        <w:pStyle w:val="Heading4"/>
-      </w:pPr>
-      <w:r>
-        <w:rPr>
-          <w:lang w:val="en_US" w:bidi="en_US"/>
-        </w:rPr>
-        <w:t>Audio Content</w:t>
-      </w:r>
-      <w:r>
-        <w:rPr>
-          <w:lang w:val="en_US" w:bidi="en_US"/>
-        </w:rPr>
-      </w:r>
-      <w:r>
-        <w:rPr>
-          <w:lang w:val="en_US" w:bidi="en_US"/>
-        </w:rPr>
-      </w:r>
-    </w:p>
-    <w:p>
-      <w:pPr/>
-      <w:r>
-        <w:rPr>
-          <w:lang w:val="en_US" w:bidi="en_US"/>
-        </w:rPr>
-      </w:r>
-    </w:p>
-    <w:p>
-      <w:pPr>
-        <w:pStyle w:val="Heading2"/>
-      </w:pPr>
-      <w:r>
-        <w:rPr>
-          <w:lang w:val="en_US" w:bidi="en_US"/>
-        </w:rPr>
-        <w:t>Christ</w:t>
-      </w:r>
-      <w:r>
-        <w:rPr>
-          <w:lang w:val="en_US" w:bidi="en_US"/>
-        </w:rPr>
-      </w:r>
-    </w:p>
-    <w:p>
-      <w:pPr/>
-      <w:r>
-        <w:rPr>
-          <w:lang w:val="en_US" w:bidi="en_US"/>
-        </w:rPr>
-      </w:r>
-      <w:r>
-        <w:rPr>
-          <w:lang w:val="en_US" w:bidi="en_US"/>
-        </w:rPr>
-        <w:t xml:space="preserve">The word </w:t>
-      </w:r>
-      <w:r>
-        <w:rPr>
-          <w:b/>
-          <w:lang w:val="en_US" w:bidi="en_US"/>
-        </w:rPr>
-        <w:t>Christ</w:t>
-      </w:r>
-      <w:r>
-        <w:rPr>
-          <w:lang w:val="en_US" w:bidi="en_US"/>
-        </w:rPr>
-        <w:t xml:space="preserve"> is the same as the word </w:t>
-      </w:r>
-      <w:r>
-        <w:rPr>
-          <w:lang w:val="en_US" w:bidi="en_US"/>
-        </w:rPr>
-        <w:t>Messiah</w:t>
-      </w:r>
-      <w:r>
-        <w:rPr>
-          <w:lang w:val="en_US" w:bidi="en_US"/>
-        </w:rPr>
-        <w:t xml:space="preserve">. Christ is the </w:t>
-      </w:r>
-      <w:r>
-        <w:rPr>
-          <w:lang w:val="en_US" w:bidi="en_US"/>
-        </w:rPr>
-        <w:t>Greek</w:t>
-      </w:r>
-      <w:r>
-        <w:rPr>
-          <w:lang w:val="en_US" w:bidi="en_US"/>
-        </w:rPr>
-        <w:t xml:space="preserve"> word, and Messiah is the same word in </w:t>
-      </w:r>
-      <w:r>
-        <w:rPr>
-          <w:lang w:val="en_US" w:bidi="en_US"/>
-        </w:rPr>
-        <w:t>Hebrew</w:t>
-      </w:r>
-      <w:r>
-        <w:rPr>
-          <w:lang w:val="en_US" w:bidi="en_US"/>
-        </w:rPr>
-        <w:t>. Greek is the language of the New Testament, while Hebrew is the language of the Old Testament.</w:t>
-      </w:r>
-    </w:p>
-    <w:p>
-      <w:pPr/>
-      <w:r>
-        <w:rPr>
-          <w:lang w:val="en_US" w:bidi="en_US"/>
-        </w:rPr>
-      </w:r>
-      <w:r>
-        <w:rPr>
-          <w:lang w:val="en_US" w:bidi="en_US"/>
-        </w:rPr>
-        <w:t xml:space="preserve">The word "Messiah" refers to the special </w:t>
-      </w:r>
-      <w:r>
-        <w:rPr>
-          <w:lang w:val="en_US" w:bidi="en_US"/>
-        </w:rPr>
-        <w:t>king</w:t>
-      </w:r>
-      <w:r>
-        <w:rPr>
-          <w:lang w:val="en_US" w:bidi="en_US"/>
-        </w:rPr>
-        <w:t xml:space="preserve"> and </w:t>
-      </w:r>
-      <w:r>
-        <w:rPr>
-          <w:lang w:val="en_US" w:bidi="en_US"/>
-        </w:rPr>
-        <w:t>Savior</w:t>
-      </w:r>
-      <w:r>
-        <w:rPr>
-          <w:lang w:val="en_US" w:bidi="en_US"/>
-        </w:rPr>
-        <w:t xml:space="preserve"> that God had promised to send.</w:t>
-      </w:r>
-    </w:p>
-    <w:p>
-      <w:pPr/>
-      <w:r>
-        <w:rPr>
-          <w:lang w:val="en_US" w:bidi="en_US"/>
-        </w:rPr>
-      </w:r>
-      <w:r>
-        <w:rPr>
-          <w:lang w:val="en_US" w:bidi="en_US"/>
-        </w:rPr>
-        <w:t xml:space="preserve">A Messiah literally meant someone who was </w:t>
-      </w:r>
-      <w:r>
-        <w:rPr>
-          <w:lang w:val="en_US" w:bidi="en_US"/>
-        </w:rPr>
-        <w:t>anointed</w:t>
-      </w:r>
-      <w:r>
-        <w:rPr>
-          <w:lang w:val="en_US" w:bidi="en_US"/>
-        </w:rPr>
-        <w:t xml:space="preserve">. That meant that another person had poured oil over them. This was a sign that God had given this person a special task. For example, In the Old Testament, God told the prophet Samuel to pour oil over </w:t>
-      </w:r>
-      <w:r>
-        <w:rPr>
-          <w:lang w:val="en_US" w:bidi="en_US"/>
-        </w:rPr>
-        <w:t>David</w:t>
-      </w:r>
-      <w:r>
-        <w:rPr>
-          <w:lang w:val="en_US" w:bidi="en_US"/>
-        </w:rPr>
-        <w:t xml:space="preserve">. This was a sign that God chose David to become the next king of </w:t>
-      </w:r>
-      <w:r>
-        <w:rPr>
-          <w:lang w:val="en_US" w:bidi="en_US"/>
-        </w:rPr>
-        <w:t>Israel</w:t>
-      </w:r>
-      <w:r>
-        <w:rPr>
-          <w:lang w:val="en_US" w:bidi="en_US"/>
-        </w:rPr>
-        <w:t>.</w:t>
-      </w:r>
-    </w:p>
-    <w:p>
-      <w:pPr/>
-      <w:r>
-        <w:rPr>
-          <w:lang w:val="en_US" w:bidi="en_US"/>
-        </w:rPr>
-      </w:r>
-      <w:r>
-        <w:rPr>
-          <w:lang w:val="en_US" w:bidi="en_US"/>
-        </w:rPr>
-        <w:t>Later, people called someone anointed if God had appointed that person for a special task, even if no one really had poured oil on their head.</w:t>
-      </w:r>
-    </w:p>
-    <w:p>
-      <w:pPr/>
-      <w:r>
-        <w:rPr>
-          <w:lang w:val="en_US" w:bidi="en_US"/>
-        </w:rPr>
-      </w:r>
-      <w:r>
-        <w:rPr>
-          <w:lang w:val="en_US" w:bidi="en_US"/>
-        </w:rPr>
-        <w:t xml:space="preserve">David became the most beloved king of Israel. But after David, other people ruled over Israel, and many of them were not good kings. These kings led the people away from God, and therefore God had to punish the people. The country of Israel was destroyed, and came under the control of other </w:t>
-      </w:r>
-      <w:r>
-        <w:rPr>
-          <w:lang w:val="en_US" w:bidi="en_US"/>
-        </w:rPr>
-        <w:t>nations</w:t>
-      </w:r>
-      <w:r>
-        <w:rPr>
-          <w:lang w:val="en_US" w:bidi="en_US"/>
-        </w:rPr>
-        <w:t>. But still, God promised the people of Israel that he would send them a new king. This king would save the people from their trouble. This king would be a descendant of David.</w:t>
-      </w:r>
-    </w:p>
-    <w:p>
-      <w:pPr/>
-      <w:r>
-        <w:rPr>
-          <w:lang w:val="en_US" w:bidi="en_US"/>
-        </w:rPr>
-      </w:r>
-      <w:r>
-        <w:rPr>
-          <w:lang w:val="en_US" w:bidi="en_US"/>
-        </w:rPr>
-        <w:t>The Israelites began to refer to this king that God promised to send as "the Messiah," which meant "the anointed one."</w:t>
-      </w:r>
-    </w:p>
-    <w:p>
-      <w:pPr/>
-      <w:r>
-        <w:rPr>
-          <w:lang w:val="en_US" w:bidi="en_US"/>
-        </w:rPr>
-      </w:r>
-      <w:r>
-        <w:rPr>
-          <w:lang w:val="en_US" w:bidi="en_US"/>
-        </w:rPr>
-        <w:t xml:space="preserve">When Jesus came, he showed the people that </w:t>
-      </w:r>
-      <w:r>
-        <w:rPr>
-          <w:i/>
-          <w:lang w:val="en_US" w:bidi="en_US"/>
-        </w:rPr>
         <w:t>he</w:t>
       </w:r>
       <w:r>
@@ -1625,7 +2086,19 @@
         <w:rPr>
           <w:lang w:val="en_US" w:bidi="en_US"/>
         </w:rPr>
-        <w:t xml:space="preserve">Jesus almost never directly said to the people "I am the Messiah!" This is because people did not yet really know what it would mean for Jesus to be the Messiah. They wrongly believed that the Messiah would restore the kingdom of Israel and give them back political power. Jesus instead called himself "the </w:t>
+        <w:t xml:space="preserve">Jesus almost never directly said to the people "I am the Messiah!" This is because people did not yet really know what it would mean for Jesus to be the Messiah. They wrongly </w:t>
+      </w:r>
+      <w:r>
+        <w:rPr>
+          <w:lang w:val="en_US" w:bidi="en_US"/>
+        </w:rPr>
+        <w:t>believed</w:t>
+      </w:r>
+      <w:r>
+        <w:rPr>
+          <w:lang w:val="en_US" w:bidi="en_US"/>
+        </w:rPr>
+        <w:t xml:space="preserve"> that the Messiah would restore the kingdom of Israel and give them back political power. Jesus instead called himself "the </w:t>
       </w:r>
       <w:r>
         <w:rPr>
@@ -1814,6 +2287,68 @@
           <w:lang w:val="en_US" w:bidi="en_US"/>
         </w:rPr>
       </w:r>
+    </w:p>
+    <w:p>
+      <w:pPr/>
+      <w:r>
+        <w:rPr>
+          <w:lang w:val="en_US" w:bidi="en_US"/>
+        </w:rPr>
+      </w:r>
+      <w:hyperlink r:id="rId27">
+        <w:r>
+          <w:rPr>
+            <w:lang w:val="en_US" w:bidi="en_US"/>
+          </w:rPr>
+          <w:rPr>
+            <w:color w:val="0000EE"/>
+            <w:u w:val="single"/>
+          </w:rPr>
+          <w:t>webm file</w:t>
+        </w:r>
+      </w:hyperlink>
+      <w:r>
+        <w:rPr>
+          <w:lang w:val="en_US" w:bidi="en_US"/>
+        </w:rPr>
+        <w:t xml:space="preserve"> (1872053 KB)</w:t>
+      </w:r>
+      <w:r>
+        <w:rPr>
+          <w:lang w:val="en_US" w:bidi="en_US"/>
+        </w:rPr>
+      </w:r>
+    </w:p>
+    <w:p>
+      <w:pPr/>
+      <w:r>
+        <w:rPr>
+          <w:lang w:val="en_US" w:bidi="en_US"/>
+        </w:rPr>
+      </w:r>
+      <w:hyperlink r:id="rId28">
+        <w:r>
+          <w:rPr>
+            <w:lang w:val="en_US" w:bidi="en_US"/>
+          </w:rPr>
+          <w:rPr>
+            <w:color w:val="0000EE"/>
+            <w:u w:val="single"/>
+          </w:rPr>
+          <w:t>mp3 file</w:t>
+        </w:r>
+      </w:hyperlink>
+      <w:r>
+        <w:rPr>
+          <w:lang w:val="en_US" w:bidi="en_US"/>
+        </w:rPr>
+        <w:t xml:space="preserve"> (2340980 KB)</w:t>
+      </w:r>
+      <w:r>
+        <w:rPr>
+          <w:lang w:val="en_US" w:bidi="en_US"/>
+        </w:rPr>
+      </w:r>
       <w:r>
         <w:rPr>
           <w:lang w:val="en_US" w:bidi="en_US"/>
@@ -1836,6 +2371,493 @@
         <w:rPr>
           <w:lang w:val="en_US" w:bidi="en_US"/>
         </w:rPr>
+        <w:t>Christian</w:t>
+      </w:r>
+      <w:r>
+        <w:rPr>
+          <w:lang w:val="en_US" w:bidi="en_US"/>
+        </w:rPr>
+      </w:r>
+    </w:p>
+    <w:p>
+      <w:pPr/>
+      <w:r>
+        <w:rPr>
+          <w:lang w:val="en_US" w:bidi="en_US"/>
+        </w:rPr>
+      </w:r>
+      <w:r>
+        <w:rPr>
+          <w:lang w:val="en_US" w:bidi="en_US"/>
+        </w:rPr>
+        <w:t xml:space="preserve">A Christian is someone who believes that Jesus is the </w:t>
+      </w:r>
+      <w:r>
+        <w:rPr>
+          <w:lang w:val="en_US" w:bidi="en_US"/>
+        </w:rPr>
+        <w:t>son of God</w:t>
+      </w:r>
+      <w:r>
+        <w:rPr>
+          <w:lang w:val="en_US" w:bidi="en_US"/>
+        </w:rPr>
+        <w:t xml:space="preserve"> and the </w:t>
+      </w:r>
+      <w:r>
+        <w:rPr>
+          <w:lang w:val="en_US" w:bidi="en_US"/>
+        </w:rPr>
+        <w:t>Savior</w:t>
+      </w:r>
+      <w:r>
+        <w:rPr>
+          <w:lang w:val="en_US" w:bidi="en_US"/>
+        </w:rPr>
+        <w:t xml:space="preserve">, or </w:t>
+      </w:r>
+      <w:r>
+        <w:rPr>
+          <w:lang w:val="en_US" w:bidi="en_US"/>
+        </w:rPr>
+        <w:t>Christ</w:t>
+      </w:r>
+      <w:r>
+        <w:rPr>
+          <w:lang w:val="en_US" w:bidi="en_US"/>
+        </w:rPr>
+        <w:t xml:space="preserve">, that God promised to send in order to rescue people from their </w:t>
+      </w:r>
+      <w:r>
+        <w:rPr>
+          <w:lang w:val="en_US" w:bidi="en_US"/>
+        </w:rPr>
+        <w:t>sins</w:t>
+      </w:r>
+      <w:r>
+        <w:rPr>
+          <w:lang w:val="en_US" w:bidi="en_US"/>
+        </w:rPr>
+        <w:t xml:space="preserve"> and make a right relationship with </w:t>
+      </w:r>
+      <w:r>
+        <w:rPr>
+          <w:lang w:val="en_US" w:bidi="en_US"/>
+        </w:rPr>
+        <w:t>God</w:t>
+      </w:r>
+      <w:r>
+        <w:rPr>
+          <w:lang w:val="en_US" w:bidi="en_US"/>
+        </w:rPr>
+        <w:t xml:space="preserve"> possible. A Christian trusts Jesus and wants to obey him, and a Christian has a good relationship with God through knowing Jesus. A Christian is a citizen of </w:t>
+      </w:r>
+      <w:r>
+        <w:rPr>
+          <w:lang w:val="en_US" w:bidi="en_US"/>
+        </w:rPr>
+        <w:t>God's Kingdom</w:t>
+      </w:r>
+      <w:r>
+        <w:rPr>
+          <w:lang w:val="en_US" w:bidi="en_US"/>
+        </w:rPr>
+        <w:t>. Christians believe that trusting in Jesus is the only way for God to accept them.</w:t>
+      </w:r>
+    </w:p>
+    <w:p>
+      <w:pPr/>
+      <w:r>
+        <w:rPr>
+          <w:lang w:val="en_US" w:bidi="en_US"/>
+        </w:rPr>
+      </w:r>
+      <w:r>
+        <w:rPr>
+          <w:lang w:val="en_US" w:bidi="en_US"/>
+        </w:rPr>
+        <w:t>In the book of Acts, people call the followers of Jesus "believers," or sometimes "followers of the way." At some point, people in the city of Antioch began to use the word "Christians" to describe the believers as people who follow Christ. The people in Antioch who started calling believers Christians were probably not Christians themselves.</w:t>
+      </w:r>
+      <w:r>
+        <w:rPr>
+          <w:lang w:val="en_US" w:bidi="en_US"/>
+        </w:rPr>
+      </w:r>
+      <w:r>
+        <w:rPr>
+          <w:lang w:val="en_US" w:bidi="en_US"/>
+        </w:rPr>
+      </w:r>
+    </w:p>
+    <w:p>
+      <w:pPr/>
+      <w:r>
+        <w:rPr>
+          <w:lang w:val="en_US" w:bidi="en_US"/>
+        </w:rPr>
+      </w:r>
+    </w:p>
+    <w:p>
+      <w:pPr>
+        <w:pStyle w:val="Heading2"/>
+      </w:pPr>
+      <w:r>
+        <w:rPr>
+          <w:lang w:val="en_US" w:bidi="en_US"/>
+        </w:rPr>
+        <w:t>Christian</w:t>
+      </w:r>
+      <w:r>
+        <w:rPr>
+          <w:lang w:val="en_US" w:bidi="en_US"/>
+        </w:rPr>
+      </w:r>
+    </w:p>
+    <w:p>
+      <w:pPr>
+        <w:pStyle w:val="Heading4"/>
+      </w:pPr>
+      <w:r>
+        <w:rPr>
+          <w:lang w:val="en_US" w:bidi="en_US"/>
+        </w:rPr>
+        <w:t>Audio Content</w:t>
+      </w:r>
+      <w:r>
+        <w:rPr>
+          <w:lang w:val="en_US" w:bidi="en_US"/>
+        </w:rPr>
+      </w:r>
+    </w:p>
+    <w:p>
+      <w:pPr/>
+      <w:r>
+        <w:rPr>
+          <w:lang w:val="en_US" w:bidi="en_US"/>
+        </w:rPr>
+      </w:r>
+      <w:hyperlink r:id="rId29">
+        <w:r>
+          <w:rPr>
+            <w:lang w:val="en_US" w:bidi="en_US"/>
+          </w:rPr>
+          <w:rPr>
+            <w:color w:val="0000EE"/>
+            <w:u w:val="single"/>
+          </w:rPr>
+          <w:t>webm file</w:t>
+        </w:r>
+      </w:hyperlink>
+      <w:r>
+        <w:rPr>
+          <w:lang w:val="en_US" w:bidi="en_US"/>
+        </w:rPr>
+        <w:t xml:space="preserve"> (508017 KB)</w:t>
+      </w:r>
+      <w:r>
+        <w:rPr>
+          <w:lang w:val="en_US" w:bidi="en_US"/>
+        </w:rPr>
+      </w:r>
+    </w:p>
+    <w:p>
+      <w:pPr/>
+      <w:r>
+        <w:rPr>
+          <w:lang w:val="en_US" w:bidi="en_US"/>
+        </w:rPr>
+      </w:r>
+      <w:hyperlink r:id="rId30">
+        <w:r>
+          <w:rPr>
+            <w:lang w:val="en_US" w:bidi="en_US"/>
+          </w:rPr>
+          <w:rPr>
+            <w:color w:val="0000EE"/>
+            <w:u w:val="single"/>
+          </w:rPr>
+          <w:t>mp3 file</w:t>
+        </w:r>
+      </w:hyperlink>
+      <w:r>
+        <w:rPr>
+          <w:lang w:val="en_US" w:bidi="en_US"/>
+        </w:rPr>
+        <w:t xml:space="preserve"> (635660 KB)</w:t>
+      </w:r>
+      <w:r>
+        <w:rPr>
+          <w:lang w:val="en_US" w:bidi="en_US"/>
+        </w:rPr>
+      </w:r>
+      <w:r>
+        <w:rPr>
+          <w:lang w:val="en_US" w:bidi="en_US"/>
+        </w:rPr>
+      </w:r>
+    </w:p>
+    <w:p>
+      <w:pPr/>
+      <w:r>
+        <w:rPr>
+          <w:lang w:val="en_US" w:bidi="en_US"/>
+        </w:rPr>
+      </w:r>
+    </w:p>
+    <w:p>
+      <w:pPr>
+        <w:pStyle w:val="Heading2"/>
+      </w:pPr>
+      <w:r>
+        <w:rPr>
+          <w:lang w:val="en_US" w:bidi="en_US"/>
+        </w:rPr>
+        <w:t>church</w:t>
+      </w:r>
+      <w:r>
+        <w:rPr>
+          <w:lang w:val="en_US" w:bidi="en_US"/>
+        </w:rPr>
+      </w:r>
+    </w:p>
+    <w:p>
+      <w:pPr/>
+      <w:r>
+        <w:rPr>
+          <w:lang w:val="en_US" w:bidi="en_US"/>
+        </w:rPr>
+      </w:r>
+      <w:r>
+        <w:rPr>
+          <w:lang w:val="en_US" w:bidi="en_US"/>
+        </w:rPr>
+        <w:t xml:space="preserve">In the Bible people never use the word </w:t>
+      </w:r>
+      <w:r>
+        <w:rPr>
+          <w:b/>
+          <w:lang w:val="en_US" w:bidi="en_US"/>
+        </w:rPr>
+        <w:t>church</w:t>
+      </w:r>
+      <w:r>
+        <w:rPr>
+          <w:lang w:val="en_US" w:bidi="en_US"/>
+        </w:rPr>
+        <w:t xml:space="preserve"> to mean a building. Instead, the church is a community of people who believe in Jesus. Sometimes the word church is used for a group of believers in one specific place, and sometimes the word means all the people on earth together who believe in Jesus.</w:t>
+      </w:r>
+    </w:p>
+    <w:p>
+      <w:pPr/>
+      <w:r>
+        <w:rPr>
+          <w:lang w:val="en_US" w:bidi="en_US"/>
+        </w:rPr>
+      </w:r>
+      <w:r>
+        <w:rPr>
+          <w:lang w:val="en_US" w:bidi="en_US"/>
+        </w:rPr>
+        <w:t xml:space="preserve">The people who belong to the church come together regularly to </w:t>
+      </w:r>
+      <w:r>
+        <w:rPr>
+          <w:lang w:val="en_US" w:bidi="en_US"/>
+        </w:rPr>
+        <w:t>pray</w:t>
+      </w:r>
+      <w:r>
+        <w:rPr>
+          <w:lang w:val="en_US" w:bidi="en_US"/>
+        </w:rPr>
+        <w:t xml:space="preserve">, to </w:t>
+      </w:r>
+      <w:r>
+        <w:rPr>
+          <w:lang w:val="en_US" w:bidi="en_US"/>
+        </w:rPr>
+        <w:t>worship</w:t>
+      </w:r>
+      <w:r>
+        <w:rPr>
+          <w:lang w:val="en_US" w:bidi="en_US"/>
+        </w:rPr>
+        <w:t xml:space="preserve"> God, to celebrate the Lord's supper, and to study God's word together.</w:t>
+      </w:r>
+    </w:p>
+    <w:p>
+      <w:pPr/>
+      <w:r>
+        <w:rPr>
+          <w:lang w:val="en_US" w:bidi="en_US"/>
+        </w:rPr>
+      </w:r>
+      <w:r>
+        <w:rPr>
+          <w:lang w:val="en_US" w:bidi="en_US"/>
+        </w:rPr>
+        <w:t xml:space="preserve">The book of Acts tells us how the church is growing from a small group of people in </w:t>
+      </w:r>
+      <w:r>
+        <w:rPr>
+          <w:lang w:val="en_US" w:bidi="en_US"/>
+        </w:rPr>
+        <w:t>Jerusalem</w:t>
+      </w:r>
+      <w:r>
+        <w:rPr>
+          <w:lang w:val="en_US" w:bidi="en_US"/>
+        </w:rPr>
+        <w:t xml:space="preserve"> to thousands of people in many different countries.</w:t>
+      </w:r>
+    </w:p>
+    <w:p>
+      <w:pPr/>
+      <w:r>
+        <w:rPr>
+          <w:lang w:val="en_US" w:bidi="en_US"/>
+        </w:rPr>
+      </w:r>
+      <w:r>
+        <w:rPr>
+          <w:lang w:val="en_US" w:bidi="en_US"/>
+        </w:rPr>
+        <w:t>The epistles are letters from the apostles to churches, or communities of believers, in different parts of the world. Paul, an apostle who wrote many letters to churches, compares the church to the body of Christ in his letter to the Corinthians. Each person in the church is like a body part and does an important job. All together, the body of Christ, or the church, does Christ's work in the world.</w:t>
+      </w:r>
+      <w:r>
+        <w:rPr>
+          <w:lang w:val="en_US" w:bidi="en_US"/>
+        </w:rPr>
+      </w:r>
+      <w:r>
+        <w:rPr>
+          <w:lang w:val="en_US" w:bidi="en_US"/>
+        </w:rPr>
+      </w:r>
+    </w:p>
+    <w:p>
+      <w:pPr/>
+      <w:r>
+        <w:rPr>
+          <w:lang w:val="en_US" w:bidi="en_US"/>
+        </w:rPr>
+      </w:r>
+    </w:p>
+    <w:p>
+      <w:pPr>
+        <w:pStyle w:val="Heading2"/>
+      </w:pPr>
+      <w:r>
+        <w:rPr>
+          <w:lang w:val="en_US" w:bidi="en_US"/>
+        </w:rPr>
+        <w:t>church</w:t>
+      </w:r>
+      <w:r>
+        <w:rPr>
+          <w:lang w:val="en_US" w:bidi="en_US"/>
+        </w:rPr>
+      </w:r>
+    </w:p>
+    <w:p>
+      <w:pPr>
+        <w:pStyle w:val="Heading4"/>
+      </w:pPr>
+      <w:r>
+        <w:rPr>
+          <w:lang w:val="en_US" w:bidi="en_US"/>
+        </w:rPr>
+        <w:t>Audio Content</w:t>
+      </w:r>
+      <w:r>
+        <w:rPr>
+          <w:lang w:val="en_US" w:bidi="en_US"/>
+        </w:rPr>
+      </w:r>
+    </w:p>
+    <w:p>
+      <w:pPr/>
+      <w:r>
+        <w:rPr>
+          <w:lang w:val="en_US" w:bidi="en_US"/>
+        </w:rPr>
+      </w:r>
+      <w:hyperlink r:id="rId31">
+        <w:r>
+          <w:rPr>
+            <w:lang w:val="en_US" w:bidi="en_US"/>
+          </w:rPr>
+          <w:rPr>
+            <w:color w:val="0000EE"/>
+            <w:u w:val="single"/>
+          </w:rPr>
+          <w:t>webm file</w:t>
+        </w:r>
+      </w:hyperlink>
+      <w:r>
+        <w:rPr>
+          <w:lang w:val="en_US" w:bidi="en_US"/>
+        </w:rPr>
+        <w:t xml:space="preserve"> (665666 KB)</w:t>
+      </w:r>
+      <w:r>
+        <w:rPr>
+          <w:lang w:val="en_US" w:bidi="en_US"/>
+        </w:rPr>
+      </w:r>
+    </w:p>
+    <w:p>
+      <w:pPr/>
+      <w:r>
+        <w:rPr>
+          <w:lang w:val="en_US" w:bidi="en_US"/>
+        </w:rPr>
+      </w:r>
+      <w:hyperlink r:id="rId32">
+        <w:r>
+          <w:rPr>
+            <w:lang w:val="en_US" w:bidi="en_US"/>
+          </w:rPr>
+          <w:rPr>
+            <w:color w:val="0000EE"/>
+            <w:u w:val="single"/>
+          </w:rPr>
+          <w:t>mp3 file</w:t>
+        </w:r>
+      </w:hyperlink>
+      <w:r>
+        <w:rPr>
+          <w:lang w:val="en_US" w:bidi="en_US"/>
+        </w:rPr>
+        <w:t xml:space="preserve"> (872108 KB)</w:t>
+      </w:r>
+      <w:r>
+        <w:rPr>
+          <w:lang w:val="en_US" w:bidi="en_US"/>
+        </w:rPr>
+      </w:r>
+      <w:r>
+        <w:rPr>
+          <w:lang w:val="en_US" w:bidi="en_US"/>
+        </w:rPr>
+      </w:r>
+    </w:p>
+    <w:p>
+      <w:pPr/>
+      <w:r>
+        <w:rPr>
+          <w:lang w:val="en_US" w:bidi="en_US"/>
+        </w:rPr>
+      </w:r>
+    </w:p>
+    <w:p>
+      <w:pPr>
+        <w:pStyle w:val="Heading2"/>
+      </w:pPr>
+      <w:r>
+        <w:rPr>
+          <w:lang w:val="en_US" w:bidi="en_US"/>
+        </w:rPr>
         <w:t>circumcision</w:t>
       </w:r>
       <w:r>
@@ -1853,9 +2875,16 @@
       </w:r>
       <w:r>
         <w:rPr>
-          <w:lang w:val="en_US" w:bidi="en_US"/>
-        </w:rPr>
-        <w:t xml:space="preserve">Circumcision is the </w:t>
+          <w:b/>
+          <w:lang w:val="en_US" w:bidi="en_US"/>
+        </w:rPr>
+        <w:t>Circumcision</w:t>
+      </w:r>
+      <w:r>
+        <w:rPr>
+          <w:lang w:val="en_US" w:bidi="en_US"/>
+        </w:rPr>
+        <w:t xml:space="preserve"> is the </w:t>
       </w:r>
       <w:r>
         <w:rPr>
@@ -1917,7 +2946,19 @@
         <w:rPr>
           <w:lang w:val="en_US" w:bidi="en_US"/>
         </w:rPr>
-        <w:t xml:space="preserve"> that God had made with Abraham. From that time onwards, every male Israelite had to be circumcised. If someone who was not a descendant of Abraham wanted to become part of the Israelites and a part of the covenant the Israelites had with God, he had to be circumcised as well. Men had to be circumcised in order to be acceptable for God.</w:t>
+        <w:t xml:space="preserve"> that God had made with Abraham. From that time onwards, every male </w:t>
+      </w:r>
+      <w:r>
+        <w:rPr>
+          <w:lang w:val="en_US" w:bidi="en_US"/>
+        </w:rPr>
+        <w:t>Israelite</w:t>
+      </w:r>
+      <w:r>
+        <w:rPr>
+          <w:lang w:val="en_US" w:bidi="en_US"/>
+        </w:rPr>
+        <w:t xml:space="preserve"> had to be circumcised. If someone who was not a descendant of Abraham wanted to become part of the Israelites and a part of the covenant the Israelites had with God, he had to be circumcised as well. Men had to be circumcised in order to be acceptable for God.</w:t>
       </w:r>
     </w:p>
     <w:p>
@@ -1969,7 +3010,31 @@
         <w:rPr>
           <w:lang w:val="en_US" w:bidi="en_US"/>
         </w:rPr>
-        <w:t xml:space="preserve">In the New Testament, the new believers in Jesus had different opinions about circumcision. Some Jewish Christians thought that all believers should be circumcised. They thought that only someone who was circumcised could really belong to God's people. Paul and the other apostles then taught the church that God no longer required circumcision of the body in order to belong to God's people. Instead, people need a spiritual circumcision of the heart: repentance, </w:t>
+        <w:t xml:space="preserve">In the New Testament, the new </w:t>
+      </w:r>
+      <w:r>
+        <w:rPr>
+          <w:lang w:val="en_US" w:bidi="en_US"/>
+        </w:rPr>
+        <w:t>believers</w:t>
+      </w:r>
+      <w:r>
+        <w:rPr>
+          <w:lang w:val="en_US" w:bidi="en_US"/>
+        </w:rPr>
+        <w:t xml:space="preserve"> in Jesus had different opinions about circumcision. Some Jewish Christians thought that all believers should be circumcised. They thought that only someone who was circumcised could really belong to God's people. Paul and the other </w:t>
+      </w:r>
+      <w:r>
+        <w:rPr>
+          <w:lang w:val="en_US" w:bidi="en_US"/>
+        </w:rPr>
+        <w:t>apostles</w:t>
+      </w:r>
+      <w:r>
+        <w:rPr>
+          <w:lang w:val="en_US" w:bidi="en_US"/>
+        </w:rPr>
+        <w:t xml:space="preserve"> then taught the church that God no longer required circumcision of the body in order to belong to God's people. Instead, people need a spiritual circumcision of the heart: repentance, </w:t>
       </w:r>
       <w:r>
         <w:rPr>
@@ -2033,6 +3098,68 @@
           <w:lang w:val="en_US" w:bidi="en_US"/>
         </w:rPr>
       </w:r>
+    </w:p>
+    <w:p>
+      <w:pPr/>
+      <w:r>
+        <w:rPr>
+          <w:lang w:val="en_US" w:bidi="en_US"/>
+        </w:rPr>
+      </w:r>
+      <w:hyperlink r:id="rId33">
+        <w:r>
+          <w:rPr>
+            <w:lang w:val="en_US" w:bidi="en_US"/>
+          </w:rPr>
+          <w:rPr>
+            <w:color w:val="0000EE"/>
+            <w:u w:val="single"/>
+          </w:rPr>
+          <w:t>webm file</w:t>
+        </w:r>
+      </w:hyperlink>
+      <w:r>
+        <w:rPr>
+          <w:lang w:val="en_US" w:bidi="en_US"/>
+        </w:rPr>
+        <w:t xml:space="preserve"> (1133068 KB)</w:t>
+      </w:r>
+      <w:r>
+        <w:rPr>
+          <w:lang w:val="en_US" w:bidi="en_US"/>
+        </w:rPr>
+      </w:r>
+    </w:p>
+    <w:p>
+      <w:pPr/>
+      <w:r>
+        <w:rPr>
+          <w:lang w:val="en_US" w:bidi="en_US"/>
+        </w:rPr>
+      </w:r>
+      <w:hyperlink r:id="rId34">
+        <w:r>
+          <w:rPr>
+            <w:lang w:val="en_US" w:bidi="en_US"/>
+          </w:rPr>
+          <w:rPr>
+            <w:color w:val="0000EE"/>
+            <w:u w:val="single"/>
+          </w:rPr>
+          <w:t>mp3 file</w:t>
+        </w:r>
+      </w:hyperlink>
+      <w:r>
+        <w:rPr>
+          <w:lang w:val="en_US" w:bidi="en_US"/>
+        </w:rPr>
+        <w:t xml:space="preserve"> (1490156 KB)</w:t>
+      </w:r>
+      <w:r>
+        <w:rPr>
+          <w:lang w:val="en_US" w:bidi="en_US"/>
+        </w:rPr>
+      </w:r>
       <w:r>
         <w:rPr>
           <w:lang w:val="en_US" w:bidi="en_US"/>
@@ -2192,19 +3319,7 @@
         <w:rPr>
           <w:lang w:val="en_US" w:bidi="en_US"/>
         </w:rPr>
-        <w:t xml:space="preserve">. God had </w:t>
-      </w:r>
-      <w:r>
-        <w:rPr>
-          <w:lang w:val="en_US" w:bidi="en_US"/>
-        </w:rPr>
-        <w:t>appointed</w:t>
-      </w:r>
-      <w:r>
-        <w:rPr>
-          <w:lang w:val="en_US" w:bidi="en_US"/>
-        </w:rPr>
-        <w:t xml:space="preserve"> </w:t>
+        <w:t xml:space="preserve">. God had appointed </w:t>
       </w:r>
       <w:r>
         <w:rPr>
@@ -2324,7 +3439,19 @@
         <w:rPr>
           <w:lang w:val="en_US" w:bidi="en_US"/>
         </w:rPr>
-        <w:t xml:space="preserve"> thoughts and do wrong things. These things make us unfit to serve or worship God. We become unclean if we disobey God. That is why evil spirits are often called "</w:t>
+        <w:t xml:space="preserve"> thoughts and do wrong things. These things make us unfit to serve or worship God. We become unclean if we disobey God. That is why </w:t>
+      </w:r>
+      <w:r>
+        <w:rPr>
+          <w:lang w:val="en_US" w:bidi="en_US"/>
+        </w:rPr>
+        <w:t>evil spirits</w:t>
+      </w:r>
+      <w:r>
+        <w:rPr>
+          <w:lang w:val="en_US" w:bidi="en_US"/>
+        </w:rPr>
+        <w:t xml:space="preserve"> are often called "</w:t>
       </w:r>
       <w:r>
         <w:rPr>
@@ -2462,6 +3589,68 @@
           <w:lang w:val="en_US" w:bidi="en_US"/>
         </w:rPr>
       </w:r>
+    </w:p>
+    <w:p>
+      <w:pPr/>
+      <w:r>
+        <w:rPr>
+          <w:lang w:val="en_US" w:bidi="en_US"/>
+        </w:rPr>
+      </w:r>
+      <w:hyperlink r:id="rId35">
+        <w:r>
+          <w:rPr>
+            <w:lang w:val="en_US" w:bidi="en_US"/>
+          </w:rPr>
+          <w:rPr>
+            <w:color w:val="0000EE"/>
+            <w:u w:val="single"/>
+          </w:rPr>
+          <w:t>webm file</w:t>
+        </w:r>
+      </w:hyperlink>
+      <w:r>
+        <w:rPr>
+          <w:lang w:val="en_US" w:bidi="en_US"/>
+        </w:rPr>
+        <w:t xml:space="preserve"> (2390829 KB)</w:t>
+      </w:r>
+      <w:r>
+        <w:rPr>
+          <w:lang w:val="en_US" w:bidi="en_US"/>
+        </w:rPr>
+      </w:r>
+    </w:p>
+    <w:p>
+      <w:pPr/>
+      <w:r>
+        <w:rPr>
+          <w:lang w:val="en_US" w:bidi="en_US"/>
+        </w:rPr>
+      </w:r>
+      <w:hyperlink r:id="rId36">
+        <w:r>
+          <w:rPr>
+            <w:lang w:val="en_US" w:bidi="en_US"/>
+          </w:rPr>
+          <w:rPr>
+            <w:color w:val="0000EE"/>
+            <w:u w:val="single"/>
+          </w:rPr>
+          <w:t>mp3 file</w:t>
+        </w:r>
+      </w:hyperlink>
+      <w:r>
+        <w:rPr>
+          <w:lang w:val="en_US" w:bidi="en_US"/>
+        </w:rPr>
+        <w:t xml:space="preserve"> (3049772 KB)</w:t>
+      </w:r>
+      <w:r>
+        <w:rPr>
+          <w:lang w:val="en_US" w:bidi="en_US"/>
+        </w:rPr>
+      </w:r>
       <w:r>
         <w:rPr>
           <w:lang w:val="en_US" w:bidi="en_US"/>
@@ -2540,10 +3729,370 @@
       </w:r>
       <w:r>
         <w:rPr>
+          <w:lang w:val="en_US" w:bidi="en_US"/>
+        </w:rPr>
+        <w:t>You can look in the visual dictionary for a picture of a cloak.</w:t>
+      </w:r>
+      <w:r>
+        <w:rPr>
+          <w:lang w:val="en_US" w:bidi="en_US"/>
+        </w:rPr>
+      </w:r>
+      <w:r>
+        <w:rPr>
+          <w:lang w:val="en_US" w:bidi="en_US"/>
+        </w:rPr>
+      </w:r>
+    </w:p>
+    <w:p>
+      <w:pPr/>
+      <w:r>
+        <w:rPr>
+          <w:lang w:val="en_US" w:bidi="en_US"/>
+        </w:rPr>
+      </w:r>
+    </w:p>
+    <w:p>
+      <w:pPr>
+        <w:pStyle w:val="Heading2"/>
+      </w:pPr>
+      <w:r>
+        <w:rPr>
+          <w:lang w:val="en_US" w:bidi="en_US"/>
+        </w:rPr>
+        <w:t>cloak</w:t>
+      </w:r>
+      <w:r>
+        <w:rPr>
+          <w:lang w:val="en_US" w:bidi="en_US"/>
+        </w:rPr>
+      </w:r>
+    </w:p>
+    <w:p>
+      <w:pPr>
+        <w:pStyle w:val="Heading4"/>
+      </w:pPr>
+      <w:r>
+        <w:rPr>
+          <w:lang w:val="en_US" w:bidi="en_US"/>
+        </w:rPr>
+        <w:t>Audio Content</w:t>
+      </w:r>
+      <w:r>
+        <w:rPr>
+          <w:lang w:val="en_US" w:bidi="en_US"/>
+        </w:rPr>
+      </w:r>
+    </w:p>
+    <w:p>
+      <w:pPr/>
+      <w:r>
+        <w:rPr>
+          <w:lang w:val="en_US" w:bidi="en_US"/>
+        </w:rPr>
+      </w:r>
+      <w:hyperlink r:id="rId37">
+        <w:r>
+          <w:rPr>
+            <w:lang w:val="en_US" w:bidi="en_US"/>
+          </w:rPr>
+          <w:rPr>
+            <w:color w:val="0000EE"/>
+            <w:u w:val="single"/>
+          </w:rPr>
+          <w:t>webm file</w:t>
+        </w:r>
+      </w:hyperlink>
+      <w:r>
+        <w:rPr>
+          <w:lang w:val="en_US" w:bidi="en_US"/>
+        </w:rPr>
+        <w:t xml:space="preserve"> (312223 KB)</w:t>
+      </w:r>
+      <w:r>
+        <w:rPr>
+          <w:lang w:val="en_US" w:bidi="en_US"/>
+        </w:rPr>
+      </w:r>
+    </w:p>
+    <w:p>
+      <w:pPr/>
+      <w:r>
+        <w:rPr>
+          <w:lang w:val="en_US" w:bidi="en_US"/>
+        </w:rPr>
+      </w:r>
+      <w:hyperlink r:id="rId38">
+        <w:r>
+          <w:rPr>
+            <w:lang w:val="en_US" w:bidi="en_US"/>
+          </w:rPr>
+          <w:rPr>
+            <w:color w:val="0000EE"/>
+            <w:u w:val="single"/>
+          </w:rPr>
+          <w:t>mp3 file</w:t>
+        </w:r>
+      </w:hyperlink>
+      <w:r>
+        <w:rPr>
+          <w:lang w:val="en_US" w:bidi="en_US"/>
+        </w:rPr>
+        <w:t xml:space="preserve"> (399236 KB)</w:t>
+      </w:r>
+      <w:r>
+        <w:rPr>
+          <w:lang w:val="en_US" w:bidi="en_US"/>
+        </w:rPr>
+      </w:r>
+      <w:r>
+        <w:rPr>
+          <w:lang w:val="en_US" w:bidi="en_US"/>
+        </w:rPr>
+      </w:r>
+    </w:p>
+    <w:p>
+      <w:pPr/>
+      <w:r>
+        <w:rPr>
+          <w:lang w:val="en_US" w:bidi="en_US"/>
+        </w:rPr>
+      </w:r>
+    </w:p>
+    <w:p>
+      <w:pPr>
+        <w:pStyle w:val="Heading2"/>
+      </w:pPr>
+      <w:r>
+        <w:rPr>
+          <w:lang w:val="en_US" w:bidi="en_US"/>
+        </w:rPr>
+        <w:t>commander</w:t>
+      </w:r>
+      <w:r>
+        <w:rPr>
+          <w:lang w:val="en_US" w:bidi="en_US"/>
+        </w:rPr>
+      </w:r>
+    </w:p>
+    <w:p>
+      <w:pPr/>
+      <w:r>
+        <w:rPr>
+          <w:lang w:val="en_US" w:bidi="en_US"/>
+        </w:rPr>
+      </w:r>
+      <w:r>
+        <w:rPr>
+          <w:lang w:val="en_US" w:bidi="en_US"/>
+        </w:rPr>
+        <w:t xml:space="preserve">A </w:t>
+      </w:r>
+      <w:r>
+        <w:rPr>
+          <w:b/>
+          <w:lang w:val="en_US" w:bidi="en_US"/>
+        </w:rPr>
+        <w:t>commander</w:t>
+      </w:r>
+      <w:r>
+        <w:rPr>
+          <w:lang w:val="en_US" w:bidi="en_US"/>
+        </w:rPr>
+        <w:t xml:space="preserve"> in the New Testament is the name of an officer in the Roman army. People sometimes called commanders, "tribune." A commander or tribune had more authority than a </w:t>
+      </w:r>
+      <w:r>
+        <w:rPr>
+          <w:lang w:val="en_US" w:bidi="en_US"/>
+        </w:rPr>
+        <w:t>centurion</w:t>
+      </w:r>
+      <w:r>
+        <w:rPr>
+          <w:lang w:val="en_US" w:bidi="en_US"/>
+        </w:rPr>
+        <w:t>, who was in charge of only one hundred people. A commander would often be in charge of 6 to 10 centurions and their soldiers. Therefore, a commander was in charge of about 600 to 1000 soldiers altogether.</w:t>
+      </w:r>
+      <w:r>
+        <w:rPr>
+          <w:lang w:val="en_US" w:bidi="en_US"/>
+        </w:rPr>
+      </w:r>
+      <w:r>
+        <w:rPr>
+          <w:lang w:val="en_US" w:bidi="en_US"/>
+        </w:rPr>
+      </w:r>
+    </w:p>
+    <w:p>
+      <w:pPr/>
+      <w:r>
+        <w:rPr>
+          <w:lang w:val="en_US" w:bidi="en_US"/>
+        </w:rPr>
+      </w:r>
+    </w:p>
+    <w:p>
+      <w:pPr>
+        <w:pStyle w:val="Heading2"/>
+      </w:pPr>
+      <w:r>
+        <w:rPr>
+          <w:lang w:val="en_US" w:bidi="en_US"/>
+        </w:rPr>
+        <w:t>commander</w:t>
+      </w:r>
+      <w:r>
+        <w:rPr>
+          <w:lang w:val="en_US" w:bidi="en_US"/>
+        </w:rPr>
+      </w:r>
+    </w:p>
+    <w:p>
+      <w:pPr>
+        <w:pStyle w:val="Heading4"/>
+      </w:pPr>
+      <w:r>
+        <w:rPr>
+          <w:lang w:val="en_US" w:bidi="en_US"/>
+        </w:rPr>
+        <w:t>Audio Content</w:t>
+      </w:r>
+      <w:r>
+        <w:rPr>
+          <w:lang w:val="en_US" w:bidi="en_US"/>
+        </w:rPr>
+      </w:r>
+    </w:p>
+    <w:p>
+      <w:pPr/>
+      <w:r>
+        <w:rPr>
+          <w:lang w:val="en_US" w:bidi="en_US"/>
+        </w:rPr>
+      </w:r>
+      <w:hyperlink r:id="rId39">
+        <w:r>
+          <w:rPr>
+            <w:lang w:val="en_US" w:bidi="en_US"/>
+          </w:rPr>
+          <w:rPr>
+            <w:color w:val="0000EE"/>
+            <w:u w:val="single"/>
+          </w:rPr>
+          <w:t>webm file</w:t>
+        </w:r>
+      </w:hyperlink>
+      <w:r>
+        <w:rPr>
+          <w:lang w:val="en_US" w:bidi="en_US"/>
+        </w:rPr>
+        <w:t xml:space="preserve"> (284275 KB)</w:t>
+      </w:r>
+      <w:r>
+        <w:rPr>
+          <w:lang w:val="en_US" w:bidi="en_US"/>
+        </w:rPr>
+      </w:r>
+    </w:p>
+    <w:p>
+      <w:pPr/>
+      <w:r>
+        <w:rPr>
+          <w:lang w:val="en_US" w:bidi="en_US"/>
+        </w:rPr>
+      </w:r>
+      <w:hyperlink r:id="rId40">
+        <w:r>
+          <w:rPr>
+            <w:lang w:val="en_US" w:bidi="en_US"/>
+          </w:rPr>
+          <w:rPr>
+            <w:color w:val="0000EE"/>
+            <w:u w:val="single"/>
+          </w:rPr>
+          <w:t>mp3 file</w:t>
+        </w:r>
+      </w:hyperlink>
+      <w:r>
+        <w:rPr>
+          <w:lang w:val="en_US" w:bidi="en_US"/>
+        </w:rPr>
+        <w:t xml:space="preserve"> (355148 KB)</w:t>
+      </w:r>
+      <w:r>
+        <w:rPr>
+          <w:lang w:val="en_US" w:bidi="en_US"/>
+        </w:rPr>
+      </w:r>
+      <w:r>
+        <w:rPr>
+          <w:lang w:val="en_US" w:bidi="en_US"/>
+        </w:rPr>
+      </w:r>
+    </w:p>
+    <w:p>
+      <w:pPr/>
+      <w:r>
+        <w:rPr>
+          <w:lang w:val="en_US" w:bidi="en_US"/>
+        </w:rPr>
+      </w:r>
+    </w:p>
+    <w:p>
+      <w:pPr>
+        <w:pStyle w:val="Heading2"/>
+      </w:pPr>
+      <w:r>
+        <w:rPr>
+          <w:lang w:val="en_US" w:bidi="en_US"/>
+        </w:rPr>
+        <w:t>commandment</w:t>
+      </w:r>
+      <w:r>
+        <w:rPr>
+          <w:lang w:val="en_US" w:bidi="en_US"/>
+        </w:rPr>
+      </w:r>
+    </w:p>
+    <w:p>
+      <w:pPr/>
+      <w:r>
+        <w:rPr>
+          <w:lang w:val="en_US" w:bidi="en_US"/>
+        </w:rPr>
+      </w:r>
+      <w:r>
+        <w:rPr>
+          <w:lang w:val="en_US" w:bidi="en_US"/>
+        </w:rPr>
+        <w:t xml:space="preserve">A </w:t>
+      </w:r>
+      <w:r>
+        <w:rPr>
+          <w:b/>
+          <w:lang w:val="en_US" w:bidi="en_US"/>
+        </w:rPr>
+        <w:t>commandment</w:t>
+      </w:r>
+      <w:r>
+        <w:rPr>
+          <w:lang w:val="en_US" w:bidi="en_US"/>
+        </w:rPr>
+        <w:t xml:space="preserve"> is a law, a rule, or an instruction. God gives commandments to people to show them how to live well, in good relationship with God and with others. When the Bible talks about God's commandments, it is sometimes talking about the 10 commandments that God gave to the Israelites through Moses on two stone tablets. People sometimes call these 10 commandments the 10 "words." But sometimes, when we hear about God's commandments in the Bible, this means </w:t>
+      </w:r>
+      <w:r>
+        <w:rPr>
           <w:i/>
           <w:lang w:val="en_US" w:bidi="en_US"/>
         </w:rPr>
-        <w:t>You can look in the visual dictionary for a picture of a cloak.</w:t>
+        <w:t>all</w:t>
+      </w:r>
+      <w:r>
+        <w:rPr>
+          <w:lang w:val="en_US" w:bidi="en_US"/>
+        </w:rPr>
+        <w:t xml:space="preserve"> the instructions that God has given his people.</w:t>
       </w:r>
       <w:r>
         <w:rPr>
@@ -2572,7 +4121,7 @@
         <w:rPr>
           <w:lang w:val="en_US" w:bidi="en_US"/>
         </w:rPr>
-        <w:t>cloak</w:t>
+        <w:t>commandment</w:t>
       </w:r>
       <w:r>
         <w:rPr>
@@ -2595,6 +4144,68 @@
           <w:lang w:val="en_US" w:bidi="en_US"/>
         </w:rPr>
       </w:r>
+    </w:p>
+    <w:p>
+      <w:pPr/>
+      <w:r>
+        <w:rPr>
+          <w:lang w:val="en_US" w:bidi="en_US"/>
+        </w:rPr>
+      </w:r>
+      <w:hyperlink r:id="rId41">
+        <w:r>
+          <w:rPr>
+            <w:lang w:val="en_US" w:bidi="en_US"/>
+          </w:rPr>
+          <w:rPr>
+            <w:color w:val="0000EE"/>
+            <w:u w:val="single"/>
+          </w:rPr>
+          <w:t>webm file</w:t>
+        </w:r>
+      </w:hyperlink>
+      <w:r>
+        <w:rPr>
+          <w:lang w:val="en_US" w:bidi="en_US"/>
+        </w:rPr>
+        <w:t xml:space="preserve"> (369770 KB)</w:t>
+      </w:r>
+      <w:r>
+        <w:rPr>
+          <w:lang w:val="en_US" w:bidi="en_US"/>
+        </w:rPr>
+      </w:r>
+    </w:p>
+    <w:p>
+      <w:pPr/>
+      <w:r>
+        <w:rPr>
+          <w:lang w:val="en_US" w:bidi="en_US"/>
+        </w:rPr>
+      </w:r>
+      <w:hyperlink r:id="rId42">
+        <w:r>
+          <w:rPr>
+            <w:lang w:val="en_US" w:bidi="en_US"/>
+          </w:rPr>
+          <w:rPr>
+            <w:color w:val="0000EE"/>
+            <w:u w:val="single"/>
+          </w:rPr>
+          <w:t>mp3 file</w:t>
+        </w:r>
+      </w:hyperlink>
+      <w:r>
+        <w:rPr>
+          <w:lang w:val="en_US" w:bidi="en_US"/>
+        </w:rPr>
+        <w:t xml:space="preserve"> (480044 KB)</w:t>
+      </w:r>
+      <w:r>
+        <w:rPr>
+          <w:lang w:val="en_US" w:bidi="en_US"/>
+        </w:rPr>
+      </w:r>
       <w:r>
         <w:rPr>
           <w:lang w:val="en_US" w:bidi="en_US"/>
@@ -2701,6 +4312,68 @@
           <w:lang w:val="en_US" w:bidi="en_US"/>
         </w:rPr>
       </w:r>
+    </w:p>
+    <w:p>
+      <w:pPr/>
+      <w:r>
+        <w:rPr>
+          <w:lang w:val="en_US" w:bidi="en_US"/>
+        </w:rPr>
+      </w:r>
+      <w:hyperlink r:id="rId43">
+        <w:r>
+          <w:rPr>
+            <w:lang w:val="en_US" w:bidi="en_US"/>
+          </w:rPr>
+          <w:rPr>
+            <w:color w:val="0000EE"/>
+            <w:u w:val="single"/>
+          </w:rPr>
+          <w:t>webm file</w:t>
+        </w:r>
+      </w:hyperlink>
+      <w:r>
+        <w:rPr>
+          <w:lang w:val="en_US" w:bidi="en_US"/>
+        </w:rPr>
+        <w:t xml:space="preserve"> (82800 KB)</w:t>
+      </w:r>
+      <w:r>
+        <w:rPr>
+          <w:lang w:val="en_US" w:bidi="en_US"/>
+        </w:rPr>
+      </w:r>
+    </w:p>
+    <w:p>
+      <w:pPr/>
+      <w:r>
+        <w:rPr>
+          <w:lang w:val="en_US" w:bidi="en_US"/>
+        </w:rPr>
+      </w:r>
+      <w:hyperlink r:id="rId44">
+        <w:r>
+          <w:rPr>
+            <w:lang w:val="en_US" w:bidi="en_US"/>
+          </w:rPr>
+          <w:rPr>
+            <w:color w:val="0000EE"/>
+            <w:u w:val="single"/>
+          </w:rPr>
+          <w:t>mp3 file</w:t>
+        </w:r>
+      </w:hyperlink>
+      <w:r>
+        <w:rPr>
+          <w:lang w:val="en_US" w:bidi="en_US"/>
+        </w:rPr>
+        <w:t xml:space="preserve"> (112796 KB)</w:t>
+      </w:r>
+      <w:r>
+        <w:rPr>
+          <w:lang w:val="en_US" w:bidi="en_US"/>
+        </w:rPr>
+      </w:r>
       <w:r>
         <w:rPr>
           <w:lang w:val="en_US" w:bidi="en_US"/>
@@ -2723,6 +4396,484 @@
         <w:rPr>
           <w:lang w:val="en_US" w:bidi="en_US"/>
         </w:rPr>
+        <w:t>consecrate</w:t>
+      </w:r>
+      <w:r>
+        <w:rPr>
+          <w:lang w:val="en_US" w:bidi="en_US"/>
+        </w:rPr>
+      </w:r>
+    </w:p>
+    <w:p>
+      <w:pPr/>
+      <w:r>
+        <w:rPr>
+          <w:lang w:val="en_US" w:bidi="en_US"/>
+        </w:rPr>
+      </w:r>
+      <w:r>
+        <w:rPr>
+          <w:lang w:val="en_US" w:bidi="en_US"/>
+        </w:rPr>
+        <w:t xml:space="preserve">In the Old Testament, when you </w:t>
+      </w:r>
+      <w:r>
+        <w:rPr>
+          <w:b/>
+          <w:lang w:val="en_US" w:bidi="en_US"/>
+        </w:rPr>
+        <w:t>consecrate</w:t>
+      </w:r>
+      <w:r>
+        <w:rPr>
+          <w:lang w:val="en_US" w:bidi="en_US"/>
+        </w:rPr>
+        <w:t xml:space="preserve"> or </w:t>
+      </w:r>
+      <w:r>
+        <w:rPr>
+          <w:lang w:val="en_US" w:bidi="en_US"/>
+        </w:rPr>
+        <w:t>sanctify</w:t>
+      </w:r>
+      <w:r>
+        <w:rPr>
+          <w:lang w:val="en_US" w:bidi="en_US"/>
+        </w:rPr>
+        <w:t xml:space="preserve"> someone, you set the person apart for special service to God. The person now belongs to God; they are </w:t>
+      </w:r>
+      <w:r>
+        <w:rPr>
+          <w:lang w:val="en_US" w:bidi="en_US"/>
+        </w:rPr>
+        <w:t>holy</w:t>
+      </w:r>
+      <w:r>
+        <w:rPr>
+          <w:lang w:val="en_US" w:bidi="en_US"/>
+        </w:rPr>
+        <w:t xml:space="preserve">. In the Old Testament, the </w:t>
+      </w:r>
+      <w:r>
+        <w:rPr>
+          <w:lang w:val="en_US" w:bidi="en_US"/>
+        </w:rPr>
+        <w:t>priests</w:t>
+      </w:r>
+      <w:r>
+        <w:rPr>
+          <w:lang w:val="en_US" w:bidi="en_US"/>
+        </w:rPr>
+        <w:t xml:space="preserve"> and </w:t>
+      </w:r>
+      <w:r>
+        <w:rPr>
+          <w:lang w:val="en_US" w:bidi="en_US"/>
+        </w:rPr>
+        <w:t>Levites</w:t>
+      </w:r>
+      <w:r>
+        <w:rPr>
+          <w:lang w:val="en_US" w:bidi="en_US"/>
+        </w:rPr>
+        <w:t xml:space="preserve"> were people who worked in the temple of God. They had to consecrate themselves before they could do their duty for God. This means that they did not have sexual relations with their wife for a certain amount of time, and then they had to take a special bath and put on fresh clothes.</w:t>
+      </w:r>
+    </w:p>
+    <w:p>
+      <w:pPr/>
+      <w:r>
+        <w:rPr>
+          <w:lang w:val="en_US" w:bidi="en_US"/>
+        </w:rPr>
+      </w:r>
+      <w:r>
+        <w:rPr>
+          <w:lang w:val="en_US" w:bidi="en_US"/>
+        </w:rPr>
+        <w:t xml:space="preserve">People could also consecrate or sanctify an object to do a special task for God. For example, the priests consecrated the </w:t>
+      </w:r>
+      <w:r>
+        <w:rPr>
+          <w:lang w:val="en_US" w:bidi="en_US"/>
+        </w:rPr>
+        <w:t>temple</w:t>
+      </w:r>
+      <w:r>
+        <w:rPr>
+          <w:lang w:val="en_US" w:bidi="en_US"/>
+        </w:rPr>
+        <w:t xml:space="preserve"> of God and all the objects in the temple. The priests did this by sprinkling the blood of animals they had sacrificed in the temple and over the objects in the temple. These objects were now holy-they belonged to God. People could not use these objects for ordinary use. If they did that, that would be a terrible insult to God.</w:t>
+      </w:r>
+    </w:p>
+    <w:p>
+      <w:pPr/>
+      <w:r>
+        <w:rPr>
+          <w:lang w:val="en_US" w:bidi="en_US"/>
+        </w:rPr>
+      </w:r>
+      <w:r>
+        <w:rPr>
+          <w:lang w:val="en_US" w:bidi="en_US"/>
+        </w:rPr>
+        <w:t xml:space="preserve">If God consecrates someone, that person is </w:t>
+      </w:r>
+      <w:r>
+        <w:rPr>
+          <w:lang w:val="en_US" w:bidi="en_US"/>
+        </w:rPr>
+        <w:t>clean</w:t>
+      </w:r>
+      <w:r>
+        <w:rPr>
+          <w:lang w:val="en_US" w:bidi="en_US"/>
+        </w:rPr>
+        <w:t>. In the Bible, when someone is clean, it has nothing to do with our bodies being clean. When we are clean it simply means that we are fit to serve God.</w:t>
+      </w:r>
+    </w:p>
+    <w:p>
+      <w:pPr/>
+      <w:r>
+        <w:rPr>
+          <w:lang w:val="en_US" w:bidi="en_US"/>
+        </w:rPr>
+      </w:r>
+      <w:r>
+        <w:rPr>
+          <w:lang w:val="en_US" w:bidi="en_US"/>
+        </w:rPr>
+        <w:t>In the New Testament, most translations use the word consecrate to talk about an object or a person that people dedicate for a special purpose or task for God. The translations then use a different word, sanctify, to talk about the process of people learning to live more and more like God wants us to live. However, the original language uses the same words both for dedicating an object for a special task, and for the process of learning to live like God wants us to live.</w:t>
+      </w:r>
+      <w:r>
+        <w:rPr>
+          <w:lang w:val="en_US" w:bidi="en_US"/>
+        </w:rPr>
+      </w:r>
+      <w:r>
+        <w:rPr>
+          <w:lang w:val="en_US" w:bidi="en_US"/>
+        </w:rPr>
+      </w:r>
+    </w:p>
+    <w:p>
+      <w:pPr/>
+      <w:r>
+        <w:rPr>
+          <w:lang w:val="en_US" w:bidi="en_US"/>
+        </w:rPr>
+      </w:r>
+    </w:p>
+    <w:p>
+      <w:pPr>
+        <w:pStyle w:val="Heading2"/>
+      </w:pPr>
+      <w:r>
+        <w:rPr>
+          <w:lang w:val="en_US" w:bidi="en_US"/>
+        </w:rPr>
+        <w:t>consecrate</w:t>
+      </w:r>
+      <w:r>
+        <w:rPr>
+          <w:lang w:val="en_US" w:bidi="en_US"/>
+        </w:rPr>
+      </w:r>
+    </w:p>
+    <w:p>
+      <w:pPr>
+        <w:pStyle w:val="Heading4"/>
+      </w:pPr>
+      <w:r>
+        <w:rPr>
+          <w:lang w:val="en_US" w:bidi="en_US"/>
+        </w:rPr>
+        <w:t>Audio Content</w:t>
+      </w:r>
+      <w:r>
+        <w:rPr>
+          <w:lang w:val="en_US" w:bidi="en_US"/>
+        </w:rPr>
+      </w:r>
+    </w:p>
+    <w:p>
+      <w:pPr/>
+      <w:r>
+        <w:rPr>
+          <w:lang w:val="en_US" w:bidi="en_US"/>
+        </w:rPr>
+      </w:r>
+      <w:hyperlink r:id="rId45">
+        <w:r>
+          <w:rPr>
+            <w:lang w:val="en_US" w:bidi="en_US"/>
+          </w:rPr>
+          <w:rPr>
+            <w:color w:val="0000EE"/>
+            <w:u w:val="single"/>
+          </w:rPr>
+          <w:t>webm file</w:t>
+        </w:r>
+      </w:hyperlink>
+      <w:r>
+        <w:rPr>
+          <w:lang w:val="en_US" w:bidi="en_US"/>
+        </w:rPr>
+        <w:t xml:space="preserve"> (1026942 KB)</w:t>
+      </w:r>
+      <w:r>
+        <w:rPr>
+          <w:lang w:val="en_US" w:bidi="en_US"/>
+        </w:rPr>
+      </w:r>
+    </w:p>
+    <w:p>
+      <w:pPr/>
+      <w:r>
+        <w:rPr>
+          <w:lang w:val="en_US" w:bidi="en_US"/>
+        </w:rPr>
+      </w:r>
+      <w:hyperlink r:id="rId46">
+        <w:r>
+          <w:rPr>
+            <w:lang w:val="en_US" w:bidi="en_US"/>
+          </w:rPr>
+          <w:rPr>
+            <w:color w:val="0000EE"/>
+            <w:u w:val="single"/>
+          </w:rPr>
+          <w:t>mp3 file</w:t>
+        </w:r>
+      </w:hyperlink>
+      <w:r>
+        <w:rPr>
+          <w:lang w:val="en_US" w:bidi="en_US"/>
+        </w:rPr>
+        <w:t xml:space="preserve"> (1321700 KB)</w:t>
+      </w:r>
+      <w:r>
+        <w:rPr>
+          <w:lang w:val="en_US" w:bidi="en_US"/>
+        </w:rPr>
+      </w:r>
+      <w:r>
+        <w:rPr>
+          <w:lang w:val="en_US" w:bidi="en_US"/>
+        </w:rPr>
+      </w:r>
+    </w:p>
+    <w:p>
+      <w:pPr/>
+      <w:r>
+        <w:rPr>
+          <w:lang w:val="en_US" w:bidi="en_US"/>
+        </w:rPr>
+      </w:r>
+    </w:p>
+    <w:p>
+      <w:pPr>
+        <w:pStyle w:val="Heading2"/>
+      </w:pPr>
+      <w:r>
+        <w:rPr>
+          <w:lang w:val="en_US" w:bidi="en_US"/>
+        </w:rPr>
+        <w:t>convict</w:t>
+      </w:r>
+      <w:r>
+        <w:rPr>
+          <w:lang w:val="en_US" w:bidi="en_US"/>
+        </w:rPr>
+      </w:r>
+    </w:p>
+    <w:p>
+      <w:pPr/>
+      <w:r>
+        <w:rPr>
+          <w:lang w:val="en_US" w:bidi="en_US"/>
+        </w:rPr>
+      </w:r>
+      <w:r>
+        <w:rPr>
+          <w:lang w:val="en_US" w:bidi="en_US"/>
+        </w:rPr>
+        <w:t xml:space="preserve">If people declare that someone else is guilty of having done something wrong, we say that they </w:t>
+      </w:r>
+      <w:r>
+        <w:rPr>
+          <w:b/>
+          <w:lang w:val="en_US" w:bidi="en_US"/>
+        </w:rPr>
+        <w:t>convict</w:t>
+      </w:r>
+      <w:r>
+        <w:rPr>
+          <w:lang w:val="en_US" w:bidi="en_US"/>
+        </w:rPr>
+        <w:t xml:space="preserve"> that person.</w:t>
+      </w:r>
+    </w:p>
+    <w:p>
+      <w:pPr/>
+      <w:r>
+        <w:rPr>
+          <w:lang w:val="en_US" w:bidi="en_US"/>
+        </w:rPr>
+      </w:r>
+      <w:r>
+        <w:rPr>
+          <w:lang w:val="en_US" w:bidi="en_US"/>
+        </w:rPr>
+        <w:t>For example, in a court case, people accuse another person of having committed a crime. A judge is the person who decides whether this person is indeed guilty or not. If the judge believes that the person is indeed guilty, we say that he convicts the person. The judge will then decide what punishment to give to the person.</w:t>
+      </w:r>
+    </w:p>
+    <w:p>
+      <w:pPr/>
+      <w:r>
+        <w:rPr>
+          <w:lang w:val="en_US" w:bidi="en_US"/>
+        </w:rPr>
+      </w:r>
+      <w:r>
+        <w:rPr>
+          <w:lang w:val="en_US" w:bidi="en_US"/>
+        </w:rPr>
+        <w:t>People can convict a person because they hope that the person will change his ways. A person who feels convicted realizes that he has done wrong, and he wants to change.</w:t>
+      </w:r>
+      <w:r>
+        <w:rPr>
+          <w:lang w:val="en_US" w:bidi="en_US"/>
+        </w:rPr>
+      </w:r>
+      <w:r>
+        <w:rPr>
+          <w:lang w:val="en_US" w:bidi="en_US"/>
+        </w:rPr>
+      </w:r>
+    </w:p>
+    <w:p>
+      <w:pPr/>
+      <w:r>
+        <w:rPr>
+          <w:lang w:val="en_US" w:bidi="en_US"/>
+        </w:rPr>
+      </w:r>
+    </w:p>
+    <w:p>
+      <w:pPr>
+        <w:pStyle w:val="Heading2"/>
+      </w:pPr>
+      <w:r>
+        <w:rPr>
+          <w:lang w:val="en_US" w:bidi="en_US"/>
+        </w:rPr>
+        <w:t>convict</w:t>
+      </w:r>
+      <w:r>
+        <w:rPr>
+          <w:lang w:val="en_US" w:bidi="en_US"/>
+        </w:rPr>
+      </w:r>
+    </w:p>
+    <w:p>
+      <w:pPr>
+        <w:pStyle w:val="Heading4"/>
+      </w:pPr>
+      <w:r>
+        <w:rPr>
+          <w:lang w:val="en_US" w:bidi="en_US"/>
+        </w:rPr>
+        <w:t>Audio Content</w:t>
+      </w:r>
+      <w:r>
+        <w:rPr>
+          <w:lang w:val="en_US" w:bidi="en_US"/>
+        </w:rPr>
+      </w:r>
+    </w:p>
+    <w:p>
+      <w:pPr/>
+      <w:r>
+        <w:rPr>
+          <w:lang w:val="en_US" w:bidi="en_US"/>
+        </w:rPr>
+      </w:r>
+      <w:hyperlink r:id="rId47">
+        <w:r>
+          <w:rPr>
+            <w:lang w:val="en_US" w:bidi="en_US"/>
+          </w:rPr>
+          <w:rPr>
+            <w:color w:val="0000EE"/>
+            <w:u w:val="single"/>
+          </w:rPr>
+          <w:t>webm file</w:t>
+        </w:r>
+      </w:hyperlink>
+      <w:r>
+        <w:rPr>
+          <w:lang w:val="en_US" w:bidi="en_US"/>
+        </w:rPr>
+        <w:t xml:space="preserve"> (417111 KB)</w:t>
+      </w:r>
+      <w:r>
+        <w:rPr>
+          <w:lang w:val="en_US" w:bidi="en_US"/>
+        </w:rPr>
+      </w:r>
+    </w:p>
+    <w:p>
+      <w:pPr/>
+      <w:r>
+        <w:rPr>
+          <w:lang w:val="en_US" w:bidi="en_US"/>
+        </w:rPr>
+      </w:r>
+      <w:hyperlink r:id="rId48">
+        <w:r>
+          <w:rPr>
+            <w:lang w:val="en_US" w:bidi="en_US"/>
+          </w:rPr>
+          <w:rPr>
+            <w:color w:val="0000EE"/>
+            <w:u w:val="single"/>
+          </w:rPr>
+          <w:t>mp3 file</w:t>
+        </w:r>
+      </w:hyperlink>
+      <w:r>
+        <w:rPr>
+          <w:lang w:val="en_US" w:bidi="en_US"/>
+        </w:rPr>
+        <w:t xml:space="preserve"> (542180 KB)</w:t>
+      </w:r>
+      <w:r>
+        <w:rPr>
+          <w:lang w:val="en_US" w:bidi="en_US"/>
+        </w:rPr>
+      </w:r>
+      <w:r>
+        <w:rPr>
+          <w:lang w:val="en_US" w:bidi="en_US"/>
+        </w:rPr>
+      </w:r>
+    </w:p>
+    <w:p>
+      <w:pPr/>
+      <w:r>
+        <w:rPr>
+          <w:lang w:val="en_US" w:bidi="en_US"/>
+        </w:rPr>
+      </w:r>
+    </w:p>
+    <w:p>
+      <w:pPr>
+        <w:pStyle w:val="Heading2"/>
+      </w:pPr>
+      <w:r>
+        <w:rPr>
+          <w:lang w:val="en_US" w:bidi="en_US"/>
+        </w:rPr>
         <w:t>cornerstone</w:t>
       </w:r>
       <w:r>
@@ -2809,314 +4960,387 @@
       </w:r>
       <w:r>
         <w:rPr>
+          <w:lang w:val="en_US" w:bidi="en_US"/>
+        </w:rPr>
+        <w:t>You can look in the visual Bible dictionary for pictures of a cornerstone.</w:t>
+      </w:r>
+      <w:r>
+        <w:rPr>
+          <w:lang w:val="en_US" w:bidi="en_US"/>
+        </w:rPr>
+      </w:r>
+      <w:r>
+        <w:rPr>
+          <w:lang w:val="en_US" w:bidi="en_US"/>
+        </w:rPr>
+      </w:r>
+    </w:p>
+    <w:p>
+      <w:pPr/>
+      <w:r>
+        <w:rPr>
+          <w:lang w:val="en_US" w:bidi="en_US"/>
+        </w:rPr>
+      </w:r>
+    </w:p>
+    <w:p>
+      <w:pPr>
+        <w:pStyle w:val="Heading2"/>
+      </w:pPr>
+      <w:r>
+        <w:rPr>
+          <w:lang w:val="en_US" w:bidi="en_US"/>
+        </w:rPr>
+        <w:t>cornerstone</w:t>
+      </w:r>
+      <w:r>
+        <w:rPr>
+          <w:lang w:val="en_US" w:bidi="en_US"/>
+        </w:rPr>
+      </w:r>
+    </w:p>
+    <w:p>
+      <w:pPr>
+        <w:pStyle w:val="Heading4"/>
+      </w:pPr>
+      <w:r>
+        <w:rPr>
+          <w:lang w:val="en_US" w:bidi="en_US"/>
+        </w:rPr>
+        <w:t>Audio Content</w:t>
+      </w:r>
+      <w:r>
+        <w:rPr>
+          <w:lang w:val="en_US" w:bidi="en_US"/>
+        </w:rPr>
+      </w:r>
+    </w:p>
+    <w:p>
+      <w:pPr/>
+      <w:r>
+        <w:rPr>
+          <w:lang w:val="en_US" w:bidi="en_US"/>
+        </w:rPr>
+      </w:r>
+      <w:hyperlink r:id="rId49">
+        <w:r>
+          <w:rPr>
+            <w:lang w:val="en_US" w:bidi="en_US"/>
+          </w:rPr>
+          <w:rPr>
+            <w:color w:val="0000EE"/>
+            <w:u w:val="single"/>
+          </w:rPr>
+          <w:t>webm file</w:t>
+        </w:r>
+      </w:hyperlink>
+      <w:r>
+        <w:rPr>
+          <w:lang w:val="en_US" w:bidi="en_US"/>
+        </w:rPr>
+        <w:t xml:space="preserve"> (652124 KB)</w:t>
+      </w:r>
+      <w:r>
+        <w:rPr>
+          <w:lang w:val="en_US" w:bidi="en_US"/>
+        </w:rPr>
+      </w:r>
+    </w:p>
+    <w:p>
+      <w:pPr/>
+      <w:r>
+        <w:rPr>
+          <w:lang w:val="en_US" w:bidi="en_US"/>
+        </w:rPr>
+      </w:r>
+      <w:hyperlink r:id="rId50">
+        <w:r>
+          <w:rPr>
+            <w:lang w:val="en_US" w:bidi="en_US"/>
+          </w:rPr>
+          <w:rPr>
+            <w:color w:val="0000EE"/>
+            <w:u w:val="single"/>
+          </w:rPr>
+          <w:t>mp3 file</w:t>
+        </w:r>
+      </w:hyperlink>
+      <w:r>
+        <w:rPr>
+          <w:lang w:val="en_US" w:bidi="en_US"/>
+        </w:rPr>
+        <w:t xml:space="preserve"> (848468 KB)</w:t>
+      </w:r>
+      <w:r>
+        <w:rPr>
+          <w:lang w:val="en_US" w:bidi="en_US"/>
+        </w:rPr>
+      </w:r>
+      <w:r>
+        <w:rPr>
+          <w:lang w:val="en_US" w:bidi="en_US"/>
+        </w:rPr>
+      </w:r>
+    </w:p>
+    <w:p>
+      <w:pPr/>
+      <w:r>
+        <w:rPr>
+          <w:lang w:val="en_US" w:bidi="en_US"/>
+        </w:rPr>
+      </w:r>
+    </w:p>
+    <w:p>
+      <w:pPr>
+        <w:pStyle w:val="Heading2"/>
+      </w:pPr>
+      <w:r>
+        <w:rPr>
+          <w:lang w:val="en_US" w:bidi="en_US"/>
+        </w:rPr>
+        <w:t>covenant</w:t>
+      </w:r>
+      <w:r>
+        <w:rPr>
+          <w:lang w:val="en_US" w:bidi="en_US"/>
+        </w:rPr>
+      </w:r>
+    </w:p>
+    <w:p>
+      <w:pPr/>
+      <w:r>
+        <w:rPr>
+          <w:lang w:val="en_US" w:bidi="en_US"/>
+        </w:rPr>
+      </w:r>
+      <w:r>
+        <w:rPr>
+          <w:lang w:val="en_US" w:bidi="en_US"/>
+        </w:rPr>
+        <w:t xml:space="preserve">When people make a </w:t>
+      </w:r>
+      <w:r>
+        <w:rPr>
+          <w:b/>
+          <w:lang w:val="en_US" w:bidi="en_US"/>
+        </w:rPr>
+        <w:t>covenant</w:t>
+      </w:r>
+      <w:r>
+        <w:rPr>
+          <w:lang w:val="en_US" w:bidi="en_US"/>
+        </w:rPr>
+        <w:t>, they make a solemn promise to each other that they cannot break. When people make a covenant, they say that they want to have a good relationship with each other. Therefore, the people who make the covenant sometimes call each other brother, or father, or son. A covenant is for always.</w:t>
+      </w:r>
+    </w:p>
+    <w:p>
+      <w:pPr/>
+      <w:r>
+        <w:rPr>
+          <w:lang w:val="en_US" w:bidi="en_US"/>
+        </w:rPr>
+      </w:r>
+      <w:r>
+        <w:rPr>
+          <w:lang w:val="en_US" w:bidi="en_US"/>
+        </w:rPr>
+        <w:t xml:space="preserve">When people make a covenant, they swear an </w:t>
+      </w:r>
+      <w:r>
+        <w:rPr>
+          <w:lang w:val="en_US" w:bidi="en_US"/>
+        </w:rPr>
+        <w:t>oath</w:t>
+      </w:r>
+      <w:r>
+        <w:rPr>
+          <w:lang w:val="en_US" w:bidi="en_US"/>
+        </w:rPr>
+        <w:t>. In the oath they say: "I will keep my promise. If I do not, God may punish me." They can perform a ritual that symbolizes the punishment that God will give them if they break their oath. For instance, when people made a covenant with each other, they might each kill an animal. This reminded them that if one of them broke the covenant, God would punish them. Often, eating a meal together was also part of the covenant ritual.</w:t>
+      </w:r>
+    </w:p>
+    <w:p>
+      <w:pPr/>
+      <w:r>
+        <w:rPr>
+          <w:lang w:val="en_US" w:bidi="en_US"/>
+        </w:rPr>
+      </w:r>
+      <w:r>
+        <w:rPr>
+          <w:lang w:val="en_US" w:bidi="en_US"/>
+        </w:rPr>
+        <w:t xml:space="preserve">Individual people or whole families could make a covenant with each other. Countries or people groups could also make a covenant with each other. For instance they might promise that they would not fight with each other and that they would help the other group if that group had a problem. By making a covenant with each other, they were saying that they wanted to have a good </w:t>
+      </w:r>
+      <w:r>
+        <w:rPr>
+          <w:lang w:val="en_US" w:bidi="en_US"/>
+        </w:rPr>
+        <w:t>relationship</w:t>
+      </w:r>
+      <w:r>
+        <w:rPr>
+          <w:lang w:val="en_US" w:bidi="en_US"/>
+        </w:rPr>
+        <w:t xml:space="preserve"> with each other. In this relationship, both parties were equal. They had a choice whether to make the covenant with each other or not, and they could agree together about what they wanted to promise to each other. In the Old Testament, the people of </w:t>
+      </w:r>
+      <w:r>
+        <w:rPr>
+          <w:lang w:val="en_US" w:bidi="en_US"/>
+        </w:rPr>
+        <w:t>Israel</w:t>
+      </w:r>
+      <w:r>
+        <w:rPr>
+          <w:lang w:val="en_US" w:bidi="en_US"/>
+        </w:rPr>
+        <w:t xml:space="preserve"> sometimes made a covenant with people from another </w:t>
+      </w:r>
+      <w:r>
+        <w:rPr>
+          <w:lang w:val="en_US" w:bidi="en_US"/>
+        </w:rPr>
+        <w:t>nation</w:t>
+      </w:r>
+      <w:r>
+        <w:rPr>
+          <w:lang w:val="en_US" w:bidi="en_US"/>
+        </w:rPr>
+        <w:t>.</w:t>
+      </w:r>
+    </w:p>
+    <w:p>
+      <w:pPr/>
+      <w:r>
+        <w:rPr>
+          <w:lang w:val="en_US" w:bidi="en_US"/>
+        </w:rPr>
+      </w:r>
+      <w:r>
+        <w:rPr>
+          <w:lang w:val="en_US" w:bidi="en_US"/>
+        </w:rPr>
+        <w:t xml:space="preserve">A </w:t>
+      </w:r>
+      <w:r>
+        <w:rPr>
+          <w:lang w:val="en_US" w:bidi="en_US"/>
+        </w:rPr>
+        <w:t>king</w:t>
+      </w:r>
+      <w:r>
+        <w:rPr>
+          <w:lang w:val="en_US" w:bidi="en_US"/>
+        </w:rPr>
+        <w:t xml:space="preserve"> or a ruler could also make a covenant with another ruler or </w:t>
+      </w:r>
+      <w:r>
+        <w:rPr>
+          <w:lang w:val="en_US" w:bidi="en_US"/>
+        </w:rPr>
+        <w:t>kingdom</w:t>
+      </w:r>
+      <w:r>
+        <w:rPr>
+          <w:lang w:val="en_US" w:bidi="en_US"/>
+        </w:rPr>
+        <w:t xml:space="preserve"> that was weaker than he was. The king could say to these other people: "I will protect you, but you will have to pay me," or "You have to work for me." These other people had to promise to do what the king wanted. If they broke the promise, the king would punish them. If they kept their promise, the king would do good things for them. In this type of covenant, the king did not make an oath. Only the people who had to do what the king wanted had to make an oath.</w:t>
+      </w:r>
+    </w:p>
+    <w:p>
+      <w:pPr/>
+      <w:r>
+        <w:rPr>
+          <w:lang w:val="en_US" w:bidi="en_US"/>
+        </w:rPr>
+      </w:r>
+      <w:r>
+        <w:rPr>
+          <w:lang w:val="en_US" w:bidi="en_US"/>
+        </w:rPr>
+        <w:t>But sometimes it was the other way around, and only the king made an oath. This could happen if some people had done something very good for the king, and the king wanted to reward them. This usually meant that the king gave them some land. The king then swore an oath, saying that the people could have this piece of land forever.</w:t>
+      </w:r>
+    </w:p>
+    <w:p>
+      <w:pPr/>
+      <w:r>
+        <w:rPr>
+          <w:lang w:val="en_US" w:bidi="en_US"/>
+        </w:rPr>
+      </w:r>
+      <w:r>
+        <w:rPr>
+          <w:lang w:val="en_US" w:bidi="en_US"/>
+        </w:rPr>
+        <w:t>God made several covenants with people. These types of covenants were quite like the two different types of covenant that a king could make with people.</w:t>
+      </w:r>
+    </w:p>
+    <w:p>
+      <w:pPr/>
+      <w:r>
+        <w:rPr>
+          <w:lang w:val="en_US" w:bidi="en_US"/>
+        </w:rPr>
+      </w:r>
+      <w:r>
+        <w:rPr>
+          <w:lang w:val="en_US" w:bidi="en_US"/>
+        </w:rPr>
+        <w:t xml:space="preserve">God made a covenant with </w:t>
+      </w:r>
+      <w:r>
+        <w:rPr>
+          <w:lang w:val="en_US" w:bidi="en_US"/>
+        </w:rPr>
+        <w:t>Abraham</w:t>
+      </w:r>
+      <w:r>
+        <w:rPr>
+          <w:lang w:val="en_US" w:bidi="en_US"/>
+        </w:rPr>
+        <w:t xml:space="preserve">. God promised to give to Abraham a land and many descendants. God was the only one who made an oath here. God confirmed his oath through a ritual that involved the killing of animals. This symbolized the sincerity of God's oath. From that time onwards, Abraham and his </w:t>
+      </w:r>
+      <w:r>
+        <w:rPr>
+          <w:lang w:val="en_US" w:bidi="en_US"/>
+        </w:rPr>
+        <w:t>descendants</w:t>
+      </w:r>
+      <w:r>
+        <w:rPr>
+          <w:lang w:val="en_US" w:bidi="en_US"/>
+        </w:rPr>
+        <w:t xml:space="preserve"> needed to be </w:t>
+      </w:r>
+      <w:r>
+        <w:rPr>
+          <w:lang w:val="en_US" w:bidi="en_US"/>
+        </w:rPr>
+        <w:t>circumcised</w:t>
+      </w:r>
+      <w:r>
+        <w:rPr>
+          <w:lang w:val="en_US" w:bidi="en_US"/>
+        </w:rPr>
+        <w:t xml:space="preserve">. Circumcision is the custom of cutting off the loose skin at the end of a man's penis. In </w:t>
+      </w:r>
+      <w:r>
+        <w:rPr>
+          <w:lang w:val="en_US" w:bidi="en_US"/>
+        </w:rPr>
+        <w:t>Hebrew</w:t>
+      </w:r>
+      <w:r>
+        <w:rPr>
+          <w:lang w:val="en_US" w:bidi="en_US"/>
+        </w:rPr>
+        <w:t>, the language of the Old Testament, when people make a covenant they say that they "</w:t>
+      </w:r>
+      <w:r>
+        <w:rPr>
           <w:i/>
           <w:lang w:val="en_US" w:bidi="en_US"/>
         </w:rPr>
-        <w:t>You can look in the visual Bible dictionary for pictures of a cornerstone.</w:t>
-      </w:r>
-      <w:r>
-        <w:rPr>
-          <w:lang w:val="en_US" w:bidi="en_US"/>
-        </w:rPr>
-      </w:r>
-      <w:r>
-        <w:rPr>
-          <w:lang w:val="en_US" w:bidi="en_US"/>
-        </w:rPr>
-      </w:r>
-    </w:p>
-    <w:p>
-      <w:pPr/>
-      <w:r>
-        <w:rPr>
-          <w:lang w:val="en_US" w:bidi="en_US"/>
-        </w:rPr>
-      </w:r>
-    </w:p>
-    <w:p>
-      <w:pPr>
-        <w:pStyle w:val="Heading2"/>
-      </w:pPr>
-      <w:r>
-        <w:rPr>
-          <w:lang w:val="en_US" w:bidi="en_US"/>
-        </w:rPr>
-        <w:t>cornerstone</w:t>
-      </w:r>
-      <w:r>
-        <w:rPr>
-          <w:lang w:val="en_US" w:bidi="en_US"/>
-        </w:rPr>
-      </w:r>
-    </w:p>
-    <w:p>
-      <w:pPr>
-        <w:pStyle w:val="Heading4"/>
-      </w:pPr>
-      <w:r>
-        <w:rPr>
-          <w:lang w:val="en_US" w:bidi="en_US"/>
-        </w:rPr>
-        <w:t>Audio Content</w:t>
-      </w:r>
-      <w:r>
-        <w:rPr>
-          <w:lang w:val="en_US" w:bidi="en_US"/>
-        </w:rPr>
-      </w:r>
-      <w:r>
-        <w:rPr>
-          <w:lang w:val="en_US" w:bidi="en_US"/>
-        </w:rPr>
-      </w:r>
-    </w:p>
-    <w:p>
-      <w:pPr/>
-      <w:r>
-        <w:rPr>
-          <w:lang w:val="en_US" w:bidi="en_US"/>
-        </w:rPr>
-      </w:r>
-    </w:p>
-    <w:p>
-      <w:pPr>
-        <w:pStyle w:val="Heading2"/>
-      </w:pPr>
-      <w:r>
-        <w:rPr>
-          <w:lang w:val="en_US" w:bidi="en_US"/>
-        </w:rPr>
-        <w:t>covenant</w:t>
-      </w:r>
-      <w:r>
-        <w:rPr>
-          <w:lang w:val="en_US" w:bidi="en_US"/>
-        </w:rPr>
-      </w:r>
-    </w:p>
-    <w:p>
-      <w:pPr/>
-      <w:r>
-        <w:rPr>
-          <w:lang w:val="en_US" w:bidi="en_US"/>
-        </w:rPr>
-      </w:r>
-      <w:r>
-        <w:rPr>
-          <w:lang w:val="en_US" w:bidi="en_US"/>
-        </w:rPr>
-        <w:t xml:space="preserve">When people make a </w:t>
-      </w:r>
-      <w:r>
-        <w:rPr>
-          <w:b/>
-          <w:lang w:val="en_US" w:bidi="en_US"/>
-        </w:rPr>
-        <w:t>covenant</w:t>
-      </w:r>
-      <w:r>
-        <w:rPr>
-          <w:lang w:val="en_US" w:bidi="en_US"/>
-        </w:rPr>
-        <w:t>, they make a solemn promise to each other that they cannot break. When people make a covenant, they say that they want to have a good relationship with each other. Therefore, the people who make the covenant sometimes call each other brother, or father, or son. A covenant is for always.</w:t>
-      </w:r>
-    </w:p>
-    <w:p>
-      <w:pPr/>
-      <w:r>
-        <w:rPr>
-          <w:lang w:val="en_US" w:bidi="en_US"/>
-        </w:rPr>
-      </w:r>
-      <w:r>
-        <w:rPr>
-          <w:lang w:val="en_US" w:bidi="en_US"/>
-        </w:rPr>
-        <w:t xml:space="preserve">When people make a covenant, they swear an </w:t>
-      </w:r>
-      <w:r>
-        <w:rPr>
-          <w:lang w:val="en_US" w:bidi="en_US"/>
-        </w:rPr>
-        <w:t>oath</w:t>
-      </w:r>
-      <w:r>
-        <w:rPr>
-          <w:lang w:val="en_US" w:bidi="en_US"/>
-        </w:rPr>
-        <w:t>. In the oath they say: "I will keep my promise. If I do not, God may punish me." They can perform a ritual that symbolizes the punishment that God will give them if they break their oath. For instance, when people made a covenant with each other, they might each kill an animal. This reminded them that if one of them broke the covenant, God would punish them. Often, eating a meal together was also part of the covenant ritual.</w:t>
-      </w:r>
-    </w:p>
-    <w:p>
-      <w:pPr/>
-      <w:r>
-        <w:rPr>
-          <w:lang w:val="en_US" w:bidi="en_US"/>
-        </w:rPr>
-      </w:r>
-      <w:r>
-        <w:rPr>
-          <w:lang w:val="en_US" w:bidi="en_US"/>
-        </w:rPr>
-        <w:t xml:space="preserve">Individual people or whole families could make a covenant with each other. Countries or people groups could also make a covenant with each other. For instance they might promise that they would not fight with each other and that they would help the other group if that group had a problem. By making a covenant with each other, they were saying that they wanted to have a good </w:t>
-      </w:r>
-      <w:r>
-        <w:rPr>
-          <w:lang w:val="en_US" w:bidi="en_US"/>
-        </w:rPr>
-        <w:t>relationship</w:t>
-      </w:r>
-      <w:r>
-        <w:rPr>
-          <w:lang w:val="en_US" w:bidi="en_US"/>
-        </w:rPr>
-        <w:t xml:space="preserve"> with each other. In this relationship, both parties were equal. They had a choice whether to make the covenant with each other or not, and they could agree together about what they wanted to promise to each other. In the Old Testament, the people of </w:t>
-      </w:r>
-      <w:r>
-        <w:rPr>
-          <w:lang w:val="en_US" w:bidi="en_US"/>
-        </w:rPr>
-        <w:t>Israel</w:t>
-      </w:r>
-      <w:r>
-        <w:rPr>
-          <w:lang w:val="en_US" w:bidi="en_US"/>
-        </w:rPr>
-        <w:t xml:space="preserve"> sometimes made a covenant with people from another nation.</w:t>
-      </w:r>
-    </w:p>
-    <w:p>
-      <w:pPr/>
-      <w:r>
-        <w:rPr>
-          <w:lang w:val="en_US" w:bidi="en_US"/>
-        </w:rPr>
-      </w:r>
-      <w:r>
-        <w:rPr>
-          <w:lang w:val="en_US" w:bidi="en_US"/>
-        </w:rPr>
-        <w:t xml:space="preserve">A </w:t>
-      </w:r>
-      <w:r>
-        <w:rPr>
-          <w:lang w:val="en_US" w:bidi="en_US"/>
-        </w:rPr>
-        <w:t>king</w:t>
-      </w:r>
-      <w:r>
-        <w:rPr>
-          <w:lang w:val="en_US" w:bidi="en_US"/>
-        </w:rPr>
-        <w:t xml:space="preserve"> or a ruler could also make a covenant with another ruler or </w:t>
-      </w:r>
-      <w:r>
-        <w:rPr>
-          <w:lang w:val="en_US" w:bidi="en_US"/>
-        </w:rPr>
-        <w:t>kingdom</w:t>
-      </w:r>
-      <w:r>
-        <w:rPr>
-          <w:lang w:val="en_US" w:bidi="en_US"/>
-        </w:rPr>
-        <w:t xml:space="preserve"> that was weaker than he was. The king could say to these other people: "I will protect you, but you will have to pay me," or "You have to work for me." These other people had to promise to do what the king wanted. If they broke the promise, the king would punish them. If they kept their promise, the king would do good things for them. In this type of covenant, the king did not make an oath. Only the people who had to do what the king wanted had to make an oath.</w:t>
-      </w:r>
-    </w:p>
-    <w:p>
-      <w:pPr/>
-      <w:r>
-        <w:rPr>
-          <w:lang w:val="en_US" w:bidi="en_US"/>
-        </w:rPr>
-      </w:r>
-      <w:r>
-        <w:rPr>
-          <w:lang w:val="en_US" w:bidi="en_US"/>
-        </w:rPr>
-        <w:t>But sometimes it was the other way around, and only the king made an oath. This could happen if some people had done something very good for the king, and the king wanted to reward them. This usually meant that the king gave them some land. The king then swore an oath, saying that the people could have this piece of land forever.</w:t>
-      </w:r>
-    </w:p>
-    <w:p>
-      <w:pPr/>
-      <w:r>
-        <w:rPr>
-          <w:lang w:val="en_US" w:bidi="en_US"/>
-        </w:rPr>
-      </w:r>
-      <w:r>
-        <w:rPr>
-          <w:lang w:val="en_US" w:bidi="en_US"/>
-        </w:rPr>
-        <w:t>God made several covenants with people. These types of covenants were quite like the two different types of covenant that a king could make with people.</w:t>
-      </w:r>
-    </w:p>
-    <w:p>
-      <w:pPr/>
-      <w:r>
-        <w:rPr>
-          <w:lang w:val="en_US" w:bidi="en_US"/>
-        </w:rPr>
-      </w:r>
-      <w:r>
-        <w:rPr>
-          <w:lang w:val="en_US" w:bidi="en_US"/>
-        </w:rPr>
-        <w:t xml:space="preserve">God made a covenant with </w:t>
-      </w:r>
-      <w:r>
-        <w:rPr>
-          <w:lang w:val="en_US" w:bidi="en_US"/>
-        </w:rPr>
-        <w:t>Abraham</w:t>
-      </w:r>
-      <w:r>
-        <w:rPr>
-          <w:lang w:val="en_US" w:bidi="en_US"/>
-        </w:rPr>
-        <w:t xml:space="preserve">. God promised to give to Abraham a land and many descendants. God was the only one who made an oath here. God confirmed his oath through a ritual that involved the killing of animals. This symbolized the sincerity of God's oath. From that time onwards, Abraham and his </w:t>
-      </w:r>
-      <w:r>
-        <w:rPr>
-          <w:lang w:val="en_US" w:bidi="en_US"/>
-        </w:rPr>
-        <w:t>descendants</w:t>
-      </w:r>
-      <w:r>
-        <w:rPr>
-          <w:lang w:val="en_US" w:bidi="en_US"/>
-        </w:rPr>
-        <w:t xml:space="preserve"> needed to be </w:t>
-      </w:r>
-      <w:r>
-        <w:rPr>
-          <w:lang w:val="en_US" w:bidi="en_US"/>
-        </w:rPr>
-        <w:t>circumcised</w:t>
-      </w:r>
-      <w:r>
-        <w:rPr>
-          <w:lang w:val="en_US" w:bidi="en_US"/>
-        </w:rPr>
-        <w:t xml:space="preserve">. Circumcision is the custom of cutting off the loose skin at the end of a man's penis. In </w:t>
-      </w:r>
-      <w:r>
-        <w:rPr>
-          <w:lang w:val="en_US" w:bidi="en_US"/>
-        </w:rPr>
-        <w:t>Hebrew</w:t>
-      </w:r>
-      <w:r>
-        <w:rPr>
-          <w:lang w:val="en_US" w:bidi="en_US"/>
-        </w:rPr>
-        <w:t>, the language of the Old Testament, when people make a covenant they say that they "</w:t>
-      </w:r>
-      <w:r>
-        <w:rPr>
-          <w:i/>
-          <w:lang w:val="en_US" w:bidi="en_US"/>
-        </w:rPr>
         <w:t>cut</w:t>
       </w:r>
       <w:r>
@@ -3187,7 +5411,19 @@
         <w:rPr>
           <w:lang w:val="en_US" w:bidi="en_US"/>
         </w:rPr>
-        <w:t>-the place where people brought sacrifices to God. And he sprinkled some of the blood over the people. He called this the "blood of the covenant." The blood on the altar symbolized God's oath, and the blood on the people symbolized the people's oath. The blood made the covenant a formal agreement that could not be broken.</w:t>
+        <w:t xml:space="preserve">-the place where people brought </w:t>
+      </w:r>
+      <w:r>
+        <w:rPr>
+          <w:lang w:val="en_US" w:bidi="en_US"/>
+        </w:rPr>
+        <w:t>sacrifices</w:t>
+      </w:r>
+      <w:r>
+        <w:rPr>
+          <w:lang w:val="en_US" w:bidi="en_US"/>
+        </w:rPr>
+        <w:t xml:space="preserve"> to God. And he sprinkled some of the blood over the people. He called this the "blood of the covenant." The blood on the altar symbolized God's oath, and the blood on the people symbolized the people's oath. The blood made the covenant a formal agreement that could not be broken.</w:t>
       </w:r>
     </w:p>
     <w:p>
@@ -3349,7 +5585,6 @@
       </w:r>
       <w:r>
         <w:rPr>
-          <w:i/>
           <w:lang w:val="en_US" w:bidi="en_US"/>
         </w:rPr>
         <w:t>You can act out the different types of covenant that are mentioned earlier:</w:t>
@@ -3472,6 +5707,68 @@
           <w:lang w:val="en_US" w:bidi="en_US"/>
         </w:rPr>
       </w:r>
+    </w:p>
+    <w:p>
+      <w:pPr/>
+      <w:r>
+        <w:rPr>
+          <w:lang w:val="en_US" w:bidi="en_US"/>
+        </w:rPr>
+      </w:r>
+      <w:hyperlink r:id="rId51">
+        <w:r>
+          <w:rPr>
+            <w:lang w:val="en_US" w:bidi="en_US"/>
+          </w:rPr>
+          <w:rPr>
+            <w:color w:val="0000EE"/>
+            <w:u w:val="single"/>
+          </w:rPr>
+          <w:t>webm file</w:t>
+        </w:r>
+      </w:hyperlink>
+      <w:r>
+        <w:rPr>
+          <w:lang w:val="en_US" w:bidi="en_US"/>
+        </w:rPr>
+        <w:t xml:space="preserve"> (3930341 KB)</w:t>
+      </w:r>
+      <w:r>
+        <w:rPr>
+          <w:lang w:val="en_US" w:bidi="en_US"/>
+        </w:rPr>
+      </w:r>
+    </w:p>
+    <w:p>
+      <w:pPr/>
+      <w:r>
+        <w:rPr>
+          <w:lang w:val="en_US" w:bidi="en_US"/>
+        </w:rPr>
+      </w:r>
+      <w:hyperlink r:id="rId52">
+        <w:r>
+          <w:rPr>
+            <w:lang w:val="en_US" w:bidi="en_US"/>
+          </w:rPr>
+          <w:rPr>
+            <w:color w:val="0000EE"/>
+            <w:u w:val="single"/>
+          </w:rPr>
+          <w:t>mp3 file</w:t>
+        </w:r>
+      </w:hyperlink>
+      <w:r>
+        <w:rPr>
+          <w:lang w:val="en_US" w:bidi="en_US"/>
+        </w:rPr>
+        <w:t xml:space="preserve"> (4991876 KB)</w:t>
+      </w:r>
+      <w:r>
+        <w:rPr>
+          <w:lang w:val="en_US" w:bidi="en_US"/>
+        </w:rPr>
+      </w:r>
       <w:r>
         <w:rPr>
           <w:lang w:val="en_US" w:bidi="en_US"/>
@@ -3550,7 +5847,6 @@
       </w:r>
       <w:r>
         <w:rPr>
-          <w:i/>
           <w:lang w:val="en_US" w:bidi="en_US"/>
         </w:rPr>
         <w:t>You can look in the visual dictionary for pictures of a cross.</w:t>
@@ -3605,6 +5901,68 @@
           <w:lang w:val="en_US" w:bidi="en_US"/>
         </w:rPr>
       </w:r>
+    </w:p>
+    <w:p>
+      <w:pPr/>
+      <w:r>
+        <w:rPr>
+          <w:lang w:val="en_US" w:bidi="en_US"/>
+        </w:rPr>
+      </w:r>
+      <w:hyperlink r:id="rId53">
+        <w:r>
+          <w:rPr>
+            <w:lang w:val="en_US" w:bidi="en_US"/>
+          </w:rPr>
+          <w:rPr>
+            <w:color w:val="0000EE"/>
+            <w:u w:val="single"/>
+          </w:rPr>
+          <w:t>webm file</w:t>
+        </w:r>
+      </w:hyperlink>
+      <w:r>
+        <w:rPr>
+          <w:lang w:val="en_US" w:bidi="en_US"/>
+        </w:rPr>
+        <w:t xml:space="preserve"> (649292 KB)</w:t>
+      </w:r>
+      <w:r>
+        <w:rPr>
+          <w:lang w:val="en_US" w:bidi="en_US"/>
+        </w:rPr>
+      </w:r>
+    </w:p>
+    <w:p>
+      <w:pPr/>
+      <w:r>
+        <w:rPr>
+          <w:lang w:val="en_US" w:bidi="en_US"/>
+        </w:rPr>
+      </w:r>
+      <w:hyperlink r:id="rId54">
+        <w:r>
+          <w:rPr>
+            <w:lang w:val="en_US" w:bidi="en_US"/>
+          </w:rPr>
+          <w:rPr>
+            <w:color w:val="0000EE"/>
+            <w:u w:val="single"/>
+          </w:rPr>
+          <w:t>mp3 file</w:t>
+        </w:r>
+      </w:hyperlink>
+      <w:r>
+        <w:rPr>
+          <w:lang w:val="en_US" w:bidi="en_US"/>
+        </w:rPr>
+        <w:t xml:space="preserve"> (839732 KB)</w:t>
+      </w:r>
+      <w:r>
+        <w:rPr>
+          <w:lang w:val="en_US" w:bidi="en_US"/>
+        </w:rPr>
+      </w:r>
       <w:r>
         <w:rPr>
           <w:lang w:val="en_US" w:bidi="en_US"/>
@@ -3703,7 +6061,6 @@
       </w:r>
       <w:r>
         <w:rPr>
-          <w:i/>
           <w:lang w:val="en_US" w:bidi="en_US"/>
         </w:rPr>
         <w:t>You can look in the visual Bible dictionary for pictures of a cross.</w:t>
@@ -3758,6 +6115,68 @@
           <w:lang w:val="en_US" w:bidi="en_US"/>
         </w:rPr>
       </w:r>
+    </w:p>
+    <w:p>
+      <w:pPr/>
+      <w:r>
+        <w:rPr>
+          <w:lang w:val="en_US" w:bidi="en_US"/>
+        </w:rPr>
+      </w:r>
+      <w:hyperlink r:id="rId55">
+        <w:r>
+          <w:rPr>
+            <w:lang w:val="en_US" w:bidi="en_US"/>
+          </w:rPr>
+          <w:rPr>
+            <w:color w:val="0000EE"/>
+            <w:u w:val="single"/>
+          </w:rPr>
+          <w:t>webm file</w:t>
+        </w:r>
+      </w:hyperlink>
+      <w:r>
+        <w:rPr>
+          <w:lang w:val="en_US" w:bidi="en_US"/>
+        </w:rPr>
+        <w:t xml:space="preserve"> (800660 KB)</w:t>
+      </w:r>
+      <w:r>
+        <w:rPr>
+          <w:lang w:val="en_US" w:bidi="en_US"/>
+        </w:rPr>
+      </w:r>
+    </w:p>
+    <w:p>
+      <w:pPr/>
+      <w:r>
+        <w:rPr>
+          <w:lang w:val="en_US" w:bidi="en_US"/>
+        </w:rPr>
+      </w:r>
+      <w:hyperlink r:id="rId56">
+        <w:r>
+          <w:rPr>
+            <w:lang w:val="en_US" w:bidi="en_US"/>
+          </w:rPr>
+          <w:rPr>
+            <w:color w:val="0000EE"/>
+            <w:u w:val="single"/>
+          </w:rPr>
+          <w:t>mp3 file</w:t>
+        </w:r>
+      </w:hyperlink>
+      <w:r>
+        <w:rPr>
+          <w:lang w:val="en_US" w:bidi="en_US"/>
+        </w:rPr>
+        <w:t xml:space="preserve"> (1050524 KB)</w:t>
+      </w:r>
+      <w:r>
+        <w:rPr>
+          <w:lang w:val="en_US" w:bidi="en_US"/>
+        </w:rPr>
+      </w:r>
       <w:r>
         <w:rPr>
           <w:lang w:val="en_US" w:bidi="en_US"/>
@@ -3864,6 +6283,68 @@
           <w:lang w:val="en_US" w:bidi="en_US"/>
         </w:rPr>
       </w:r>
+    </w:p>
+    <w:p>
+      <w:pPr/>
+      <w:r>
+        <w:rPr>
+          <w:lang w:val="en_US" w:bidi="en_US"/>
+        </w:rPr>
+      </w:r>
+      <w:hyperlink r:id="rId57">
+        <w:r>
+          <w:rPr>
+            <w:lang w:val="en_US" w:bidi="en_US"/>
+          </w:rPr>
+          <w:rPr>
+            <w:color w:val="0000EE"/>
+            <w:u w:val="single"/>
+          </w:rPr>
+          <w:t>webm file</w:t>
+        </w:r>
+      </w:hyperlink>
+      <w:r>
+        <w:rPr>
+          <w:lang w:val="en_US" w:bidi="en_US"/>
+        </w:rPr>
+        <w:t xml:space="preserve"> (144065 KB)</w:t>
+      </w:r>
+      <w:r>
+        <w:rPr>
+          <w:lang w:val="en_US" w:bidi="en_US"/>
+        </w:rPr>
+      </w:r>
+    </w:p>
+    <w:p>
+      <w:pPr/>
+      <w:r>
+        <w:rPr>
+          <w:lang w:val="en_US" w:bidi="en_US"/>
+        </w:rPr>
+      </w:r>
+      <w:hyperlink r:id="rId58">
+        <w:r>
+          <w:rPr>
+            <w:lang w:val="en_US" w:bidi="en_US"/>
+          </w:rPr>
+          <w:rPr>
+            <w:color w:val="0000EE"/>
+            <w:u w:val="single"/>
+          </w:rPr>
+          <w:t>mp3 file</w:t>
+        </w:r>
+      </w:hyperlink>
+      <w:r>
+        <w:rPr>
+          <w:lang w:val="en_US" w:bidi="en_US"/>
+        </w:rPr>
+        <w:t xml:space="preserve"> (195788 KB)</w:t>
+      </w:r>
+      <w:r>
+        <w:rPr>
+          <w:lang w:val="en_US" w:bidi="en_US"/>
+        </w:rPr>
+      </w:r>
       <w:r>
         <w:rPr>
           <w:lang w:val="en_US" w:bidi="en_US"/>
@@ -3930,7 +6411,19 @@
         <w:rPr>
           <w:lang w:val="en_US" w:bidi="en_US"/>
         </w:rPr>
-        <w:t xml:space="preserve"> someone. When you bless someone, you wish that something good will happen to the person you bless. When you curse them, you wish that something bad will happen to them. People believed that a curse would come true. If someone cursed them, they became very afraid.</w:t>
+        <w:t xml:space="preserve"> someone. When you bless someone, you wish that something good will happen to the person you bless. When you curse them, you wish that something bad will happen to them. People </w:t>
+      </w:r>
+      <w:r>
+        <w:rPr>
+          <w:lang w:val="en_US" w:bidi="en_US"/>
+        </w:rPr>
+        <w:t>believed</w:t>
+      </w:r>
+      <w:r>
+        <w:rPr>
+          <w:lang w:val="en_US" w:bidi="en_US"/>
+        </w:rPr>
+        <w:t xml:space="preserve"> that a curse would come true. If someone cursed them, they became very afraid.</w:t>
       </w:r>
     </w:p>
     <w:p>
@@ -4002,6 +6495,68 @@
           <w:lang w:val="en_US" w:bidi="en_US"/>
         </w:rPr>
         <w:t>Audio Content</w:t>
+      </w:r>
+      <w:r>
+        <w:rPr>
+          <w:lang w:val="en_US" w:bidi="en_US"/>
+        </w:rPr>
+      </w:r>
+    </w:p>
+    <w:p>
+      <w:pPr/>
+      <w:r>
+        <w:rPr>
+          <w:lang w:val="en_US" w:bidi="en_US"/>
+        </w:rPr>
+      </w:r>
+      <w:hyperlink r:id="rId59">
+        <w:r>
+          <w:rPr>
+            <w:lang w:val="en_US" w:bidi="en_US"/>
+          </w:rPr>
+          <w:rPr>
+            <w:color w:val="0000EE"/>
+            <w:u w:val="single"/>
+          </w:rPr>
+          <w:t>webm file</w:t>
+        </w:r>
+      </w:hyperlink>
+      <w:r>
+        <w:rPr>
+          <w:lang w:val="en_US" w:bidi="en_US"/>
+        </w:rPr>
+        <w:t xml:space="preserve"> (358812 KB)</w:t>
+      </w:r>
+      <w:r>
+        <w:rPr>
+          <w:lang w:val="en_US" w:bidi="en_US"/>
+        </w:rPr>
+      </w:r>
+    </w:p>
+    <w:p>
+      <w:pPr/>
+      <w:r>
+        <w:rPr>
+          <w:lang w:val="en_US" w:bidi="en_US"/>
+        </w:rPr>
+      </w:r>
+      <w:hyperlink r:id="rId60">
+        <w:r>
+          <w:rPr>
+            <w:lang w:val="en_US" w:bidi="en_US"/>
+          </w:rPr>
+          <w:rPr>
+            <w:color w:val="0000EE"/>
+            <w:u w:val="single"/>
+          </w:rPr>
+          <w:t>mp3 file</w:t>
+        </w:r>
+      </w:hyperlink>
+      <w:r>
+        <w:rPr>
+          <w:lang w:val="en_US" w:bidi="en_US"/>
+        </w:rPr>
+        <w:t xml:space="preserve"> (466508 KB)</w:t>
       </w:r>
       <w:r>
         <w:rPr>

--- a/eng/docx/003.content.docx
+++ b/eng/docx/003.content.docx
@@ -45,7 +45,7 @@
         <w:rPr>
           <w:lang w:val="en_US" w:bidi="en_US"/>
         </w:rPr>
-        <w:t xml:space="preserve"> © 2023 SRV Partners Released under CC BY-SA 4.0 license. </w:t>
+        <w:t xml:space="preserve"> © 2025 Word Collective Released under CC BY-SA 4.0 license. </w:t>
       </w:r>
       <w:r>
         <w:rPr>
@@ -69,7 +69,7 @@
         <w:rPr>
           <w:lang w:val="en_US" w:bidi="en_US"/>
         </w:rPr>
-        <w:t xml:space="preserve"> © 2023 SRV Partners. Released under CC BY-SA 4.0 license by Mission Mutual</w:t>
+        <w:t xml:space="preserve"> © 2025 Word Collective. Released under CC BY-SA 4.0 license by Mission Mutual</w:t>
       </w:r>
       <w:r>
         <w:rPr>
@@ -4356,6 +4356,159 @@
         <w:rPr>
           <w:lang w:val="en_US" w:bidi="en_US"/>
         </w:rPr>
+        <w:t>conscience</w:t>
+      </w:r>
+      <w:r>
+        <w:rPr>
+          <w:lang w:val="en_US" w:bidi="en_US"/>
+        </w:rPr>
+      </w:r>
+    </w:p>
+    <w:p>
+      <w:pPr/>
+      <w:r>
+        <w:rPr>
+          <w:lang w:val="en_US" w:bidi="en_US"/>
+        </w:rPr>
+      </w:r>
+      <w:r>
+        <w:rPr>
+          <w:b/>
+          <w:lang w:val="en_US" w:bidi="en_US"/>
+        </w:rPr>
+        <w:t>t278: conscience</w:t>
+      </w:r>
+    </w:p>
+    <w:p>
+      <w:pPr/>
+      <w:r>
+        <w:rPr>
+          <w:lang w:val="en_US" w:bidi="en_US"/>
+        </w:rPr>
+      </w:r>
+      <w:r>
+        <w:rPr>
+          <w:lang w:val="en_US" w:bidi="en_US"/>
+        </w:rPr>
+        <w:t>Conscience is our inner ability to feel if something is right or wrong. The things we believe about what is right or wrong affect how we "feel." For example, if we believe that to say bad things about another person is ok, then our conscience will "feel" good or clear even if we say those things. But if we believe that to say bad things about other people is wrong, but we still say those things, our conscience will "feel" guilty.</w:t>
+      </w:r>
+    </w:p>
+    <w:p>
+      <w:pPr/>
+      <w:r>
+        <w:rPr>
+          <w:lang w:val="en_US" w:bidi="en_US"/>
+        </w:rPr>
+      </w:r>
+      <w:r>
+        <w:rPr>
+          <w:lang w:val="en_US" w:bidi="en_US"/>
+        </w:rPr>
+        <w:t>In Acts 24:16, Paul describes how he works hard to have a clear conscience before God. Paul follows God's teachings so that Paul does not feel guilty or worried about how he is putting God's teachings into practice. Paul also writes to Timothy in 1 Timothy 3:9 that leaders in the church should have a clear conscience because of how those leaders live.</w:t>
+      </w:r>
+      <w:r>
+        <w:rPr>
+          <w:lang w:val="en_US" w:bidi="en_US"/>
+        </w:rPr>
+      </w:r>
+      <w:r>
+        <w:rPr>
+          <w:lang w:val="en_US" w:bidi="en_US"/>
+        </w:rPr>
+      </w:r>
+    </w:p>
+    <w:p>
+      <w:pPr/>
+      <w:r>
+        <w:rPr>
+          <w:lang w:val="en_US" w:bidi="en_US"/>
+        </w:rPr>
+      </w:r>
+    </w:p>
+    <w:p>
+      <w:pPr>
+        <w:pStyle w:val="Heading2"/>
+      </w:pPr>
+      <w:r>
+        <w:rPr>
+          <w:lang w:val="en_US" w:bidi="en_US"/>
+        </w:rPr>
+        <w:t>conscience</w:t>
+      </w:r>
+      <w:r>
+        <w:rPr>
+          <w:lang w:val="en_US" w:bidi="en_US"/>
+        </w:rPr>
+      </w:r>
+    </w:p>
+    <w:p>
+      <w:pPr>
+        <w:pStyle w:val="Heading4"/>
+      </w:pPr>
+      <w:r>
+        <w:rPr>
+          <w:lang w:val="en_US" w:bidi="en_US"/>
+        </w:rPr>
+        <w:t>Audio Content</w:t>
+      </w:r>
+      <w:r>
+        <w:rPr>
+          <w:lang w:val="en_US" w:bidi="en_US"/>
+        </w:rPr>
+      </w:r>
+    </w:p>
+    <w:p>
+      <w:pPr/>
+      <w:r>
+        <w:rPr>
+          <w:lang w:val="en_US" w:bidi="en_US"/>
+        </w:rPr>
+      </w:r>
+      <w:hyperlink r:id="rId80">
+        <w:r>
+          <w:rPr>
+            <w:lang w:val="en_US" w:bidi="en_US"/>
+          </w:rPr>
+          <w:rPr>
+            <w:color w:val="0000EE"/>
+            <w:u w:val="single"/>
+          </w:rPr>
+          <w:t>mp3 file</w:t>
+        </w:r>
+      </w:hyperlink>
+      <w:r>
+        <w:rPr>
+          <w:lang w:val="en_US" w:bidi="en_US"/>
+        </w:rPr>
+        <w:t xml:space="preserve"> (880797 KB)</w:t>
+      </w:r>
+      <w:r>
+        <w:rPr>
+          <w:lang w:val="en_US" w:bidi="en_US"/>
+        </w:rPr>
+      </w:r>
+      <w:r>
+        <w:rPr>
+          <w:lang w:val="en_US" w:bidi="en_US"/>
+        </w:rPr>
+      </w:r>
+    </w:p>
+    <w:p>
+      <w:pPr/>
+      <w:r>
+        <w:rPr>
+          <w:lang w:val="en_US" w:bidi="en_US"/>
+        </w:rPr>
+      </w:r>
+    </w:p>
+    <w:p>
+      <w:pPr>
+        <w:pStyle w:val="Heading2"/>
+      </w:pPr>
+      <w:r>
+        <w:rPr>
+          <w:lang w:val="en_US" w:bidi="en_US"/>
+        </w:rPr>
         <w:t>consecrate</w:t>
       </w:r>
       <w:r>
@@ -4390,7 +4543,7 @@
         </w:rPr>
         <w:t xml:space="preserve"> or </w:t>
       </w:r>
-      <w:hyperlink r:id="rId80">
+      <w:hyperlink r:id="rId81">
         <w:r>
           <w:rPr>
             <w:lang w:val="en_US" w:bidi="en_US"/>
@@ -4444,7 +4597,7 @@
         </w:rPr>
         <w:t xml:space="preserve"> and </w:t>
       </w:r>
-      <w:hyperlink r:id="rId81">
+      <w:hyperlink r:id="rId82">
         <w:r>
           <w:rPr>
             <w:lang w:val="en_US" w:bidi="en_US"/>
@@ -4508,7 +4661,7 @@
         </w:rPr>
         <w:t xml:space="preserve">If God consecrates someone, that person is </w:t>
       </w:r>
-      <w:hyperlink r:id="rId82">
+      <w:hyperlink r:id="rId83">
         <w:r>
           <w:rPr>
             <w:lang w:val="en_US" w:bidi="en_US"/>
@@ -4598,7 +4751,7 @@
           <w:lang w:val="en_US" w:bidi="en_US"/>
         </w:rPr>
       </w:r>
-      <w:hyperlink r:id="rId83">
+      <w:hyperlink r:id="rId84">
         <w:r>
           <w:rPr>
             <w:lang w:val="en_US" w:bidi="en_US"/>
@@ -4763,7 +4916,7 @@
           <w:lang w:val="en_US" w:bidi="en_US"/>
         </w:rPr>
       </w:r>
-      <w:hyperlink r:id="rId84">
+      <w:hyperlink r:id="rId85">
         <w:r>
           <w:rPr>
             <w:lang w:val="en_US" w:bidi="en_US"/>
@@ -4956,7 +5109,7 @@
           <w:lang w:val="en_US" w:bidi="en_US"/>
         </w:rPr>
       </w:r>
-      <w:hyperlink r:id="rId85">
+      <w:hyperlink r:id="rId86">
         <w:r>
           <w:rPr>
             <w:lang w:val="en_US" w:bidi="en_US"/>
@@ -5049,7 +5202,7 @@
         </w:rPr>
         <w:t xml:space="preserve">When people make a covenant, they swear an </w:t>
       </w:r>
-      <w:hyperlink r:id="rId86">
+      <w:hyperlink r:id="rId87">
         <w:r>
           <w:rPr>
             <w:lang w:val="en_US" w:bidi="en_US"/>
@@ -5081,7 +5234,7 @@
         </w:rPr>
         <w:t xml:space="preserve">Individual people or whole families could make a covenant with each other. Countries or people groups could also make a covenant with each other. For instance they might promise that they would not fight with each other and that they would help the other group if that group had a problem. By making a covenant with each other, they were saying that they wanted to have a good </w:t>
       </w:r>
-      <w:hyperlink r:id="rId87">
+      <w:hyperlink r:id="rId88">
         <w:r>
           <w:rPr>
             <w:lang w:val="en_US" w:bidi="en_US"/>
@@ -5167,7 +5320,7 @@
         </w:rPr>
         <w:t xml:space="preserve"> or a ruler could also make a covenant with another ruler or </w:t>
       </w:r>
-      <w:hyperlink r:id="rId88">
+      <w:hyperlink r:id="rId89">
         <w:r>
           <w:rPr>
             <w:lang w:val="en_US" w:bidi="en_US"/>
@@ -5245,7 +5398,7 @@
         </w:rPr>
         <w:t xml:space="preserve">. God promised to give to Abraham a land and many descendants. God was the only one who made an oath here. God confirmed his oath through a ritual that involved the killing of animals. This symbolized the sincerity of God's oath. From that time onwards, Abraham and his </w:t>
       </w:r>
-      <w:hyperlink r:id="rId89">
+      <w:hyperlink r:id="rId90">
         <w:r>
           <w:rPr>
             <w:lang w:val="en_US" w:bidi="en_US"/>
@@ -5263,7 +5416,7 @@
         </w:rPr>
         <w:t xml:space="preserve"> needed to be </w:t>
       </w:r>
-      <w:hyperlink r:id="rId90">
+      <w:hyperlink r:id="rId91">
         <w:r>
           <w:rPr>
             <w:lang w:val="en_US" w:bidi="en_US"/>
@@ -5376,7 +5529,7 @@
         </w:rPr>
         <w:t xml:space="preserve">The Israelites promised to keep God's covenant and to obey him completely. To confirm this promise, they did a ritual. Moses killed several animals and sprinkled some of the blood of those animals on the </w:t>
       </w:r>
-      <w:hyperlink r:id="rId91">
+      <w:hyperlink r:id="rId92">
         <w:r>
           <w:rPr>
             <w:lang w:val="en_US" w:bidi="en_US"/>
@@ -5708,7 +5861,7 @@
           <w:lang w:val="en_US" w:bidi="en_US"/>
         </w:rPr>
       </w:r>
-      <w:hyperlink r:id="rId92">
+      <w:hyperlink r:id="rId93">
         <w:r>
           <w:rPr>
             <w:lang w:val="en_US" w:bidi="en_US"/>
@@ -5787,7 +5940,7 @@
         </w:rPr>
         <w:t xml:space="preserve"> is an upright piece of wood with another piece of wood-called "a crossbeam"-attached to it sideways near the top. The Roman people used this as a tool to torture and execute people they thought were the worst criminals. People called this "</w:t>
       </w:r>
-      <w:hyperlink r:id="rId93">
+      <w:hyperlink r:id="rId94">
         <w:r>
           <w:rPr>
             <w:lang w:val="en_US" w:bidi="en_US"/>
@@ -5877,7 +6030,7 @@
           <w:lang w:val="en_US" w:bidi="en_US"/>
         </w:rPr>
       </w:r>
-      <w:hyperlink r:id="rId94">
+      <w:hyperlink r:id="rId95">
         <w:r>
           <w:rPr>
             <w:lang w:val="en_US" w:bidi="en_US"/>
@@ -5950,7 +6103,7 @@
         </w:rPr>
         <w:t xml:space="preserve"> was the Roman way of executing people. It was only used for </w:t>
       </w:r>
-      <w:hyperlink r:id="rId95">
+      <w:hyperlink r:id="rId96">
         <w:r>
           <w:rPr>
             <w:lang w:val="en_US" w:bidi="en_US"/>
@@ -5968,7 +6121,7 @@
         </w:rPr>
         <w:t xml:space="preserve"> and the worst criminals. Crucifixion was the most painful and humiliating way to die. Crucifixion means that someone is nailed to a </w:t>
       </w:r>
-      <w:hyperlink r:id="rId96">
+      <w:hyperlink r:id="rId97">
         <w:r>
           <w:rPr>
             <w:lang w:val="en_US" w:bidi="en_US"/>
@@ -6072,7 +6225,7 @@
           <w:lang w:val="en_US" w:bidi="en_US"/>
         </w:rPr>
       </w:r>
-      <w:hyperlink r:id="rId97">
+      <w:hyperlink r:id="rId98">
         <w:r>
           <w:rPr>
             <w:lang w:val="en_US" w:bidi="en_US"/>
@@ -6209,7 +6362,7 @@
           <w:lang w:val="en_US" w:bidi="en_US"/>
         </w:rPr>
       </w:r>
-      <w:hyperlink r:id="rId98">
+      <w:hyperlink r:id="rId99">
         <w:r>
           <w:rPr>
             <w:lang w:val="en_US" w:bidi="en_US"/>
@@ -6414,7 +6567,7 @@
           <w:lang w:val="en_US" w:bidi="en_US"/>
         </w:rPr>
       </w:r>
-      <w:hyperlink r:id="rId99">
+      <w:hyperlink r:id="rId100">
         <w:r>
           <w:rPr>
             <w:lang w:val="en_US" w:bidi="en_US"/>
